--- a/public/assets/files/niestacjonarne/GRK.docx
+++ b/public/assets/files/niestacjonarne/GRK.docx
@@ -523,6 +523,7 @@
                 <w:i w:val="0"/>
                 <w:sz w:val="22"/>
               </w:rPr>
+              <w:t>I</w:t>
             </w:r>
           </w:p>
         </w:tc>
@@ -560,6 +561,7 @@
                 <w:i w:val="0"/>
                 <w:sz w:val="22"/>
               </w:rPr>
+              <w:t>obligatoryjny</w:t>
             </w:r>
           </w:p>
         </w:tc>

--- a/public/assets/files/niestacjonarne/GRK.docx
+++ b/public/assets/files/niestacjonarne/GRK.docx
@@ -680,12 +680,22 @@
         <w:tblW w:w="5000" w:type="pct"/>
       </w:tblPr>
       <w:tblGrid>
-        <w:gridCol w:w="9972"/>
+        <w:gridCol w:w="997"/>
+        <w:gridCol w:w="997"/>
+        <w:gridCol w:w="997"/>
+        <w:gridCol w:w="997"/>
+        <w:gridCol w:w="997"/>
+        <w:gridCol w:w="997"/>
+        <w:gridCol w:w="997"/>
+        <w:gridCol w:w="997"/>
+        <w:gridCol w:w="997"/>
+        <w:gridCol w:w="997"/>
       </w:tblGrid>
       <w:tr>
         <w:tc>
           <w:tcPr>
-            <w:tcW w:type="dxa" w:w="9972"/>
+            <w:tcW w:type="dxa" w:w="9970"/>
+            <w:gridSpan w:val="10"/>
             <w:shd w:val="clear" w:color="auto" w:fill="D9D9D9"/>
           </w:tcPr>
           <w:p>
@@ -704,31 +714,34 @@
           </w:p>
         </w:tc>
       </w:tr>
-    </w:tbl>
-    <w:tbl>
-      <w:tblPr>
-        <w:tblW w:type="auto" w:w="0"/>
-        <w:tblLook w:firstColumn="1" w:firstRow="1" w:lastColumn="0" w:lastRow="0" w:noHBand="0" w:noVBand="1" w:val="04A0"/>
-        <w:tblBorders>
-          <w:top w:val="single" w:sz="4" w:space="0" w:color="000000"/>
-          <w:left w:val="single" w:sz="4" w:space="0" w:color="000000"/>
-          <w:bottom w:val="single" w:sz="4" w:space="0" w:color="000000"/>
-          <w:right w:val="single" w:sz="4" w:space="0" w:color="000000"/>
-          <w:insideH w:val="single" w:sz="4" w:space="0" w:color="000000"/>
-          <w:insideV w:val="single" w:sz="4" w:space="0" w:color="000000"/>
-        </w:tblBorders>
-        <w:tblW w:w="5000" w:type="pct"/>
-      </w:tblPr>
-      <w:tblGrid>
-        <w:gridCol w:w="2493"/>
-        <w:gridCol w:w="2493"/>
-        <w:gridCol w:w="2493"/>
-        <w:gridCol w:w="2493"/>
-      </w:tblGrid>
       <w:tr>
         <w:tc>
           <w:tcPr>
-            <w:tcW w:type="dxa" w:w="2493"/>
+            <w:tcW w:type="dxa" w:w="9970"/>
+            <w:gridSpan w:val="10"/>
+            <w:shd w:val="clear" w:color="auto" w:fill="D9D9D9"/>
+          </w:tcPr>
+          <w:p>
+            <w:pPr>
+              <w:spacing w:before="20" w:after="20"/>
+            </w:pPr>
+            <w:r>
+              <w:rPr>
+                <w:rFonts w:ascii="Aptos" w:hAnsi="Aptos"/>
+                <w:b w:val="0"/>
+                <w:i w:val="0"/>
+                <w:sz w:val="16"/>
+              </w:rPr>
+              <w:t>Wymiar godzinowy (liczba godzin w semestrze)</w:t>
+            </w:r>
+          </w:p>
+        </w:tc>
+      </w:tr>
+      <w:tr>
+        <w:tc>
+          <w:tcPr>
+            <w:tcW w:type="dxa" w:w="1994"/>
+            <w:gridSpan w:val="2"/>
             <w:shd w:val="clear" w:color="auto" w:fill="D9D9D9"/>
           </w:tcPr>
           <w:p>
@@ -748,7 +761,8 @@
         </w:tc>
         <w:tc>
           <w:tcPr>
-            <w:tcW w:type="dxa" w:w="2493"/>
+            <w:tcW w:type="dxa" w:w="2991"/>
+            <w:gridSpan w:val="3"/>
             <w:shd w:val="clear" w:color="auto" w:fill="D9D9D9"/>
           </w:tcPr>
           <w:p>
@@ -768,7 +782,8 @@
         </w:tc>
         <w:tc>
           <w:tcPr>
-            <w:tcW w:type="dxa" w:w="2493"/>
+            <w:tcW w:type="dxa" w:w="2991"/>
+            <w:gridSpan w:val="3"/>
             <w:shd w:val="clear" w:color="auto" w:fill="D9D9D9"/>
           </w:tcPr>
           <w:p>
@@ -788,7 +803,8 @@
         </w:tc>
         <w:tc>
           <w:tcPr>
-            <w:tcW w:type="dxa" w:w="2493"/>
+            <w:tcW w:type="dxa" w:w="1994"/>
+            <w:gridSpan w:val="2"/>
             <w:shd w:val="clear" w:color="auto" w:fill="D9D9D9"/>
           </w:tcPr>
           <w:p>
@@ -810,7 +826,8 @@
       <w:tr>
         <w:tc>
           <w:tcPr>
-            <w:tcW w:type="dxa" w:w="2493"/>
+            <w:tcW w:type="dxa" w:w="1994"/>
+            <w:gridSpan w:val="2"/>
           </w:tcPr>
           <w:p>
             <w:pPr>
@@ -829,7 +846,8 @@
         </w:tc>
         <w:tc>
           <w:tcPr>
-            <w:tcW w:type="dxa" w:w="2493"/>
+            <w:tcW w:type="dxa" w:w="2991"/>
+            <w:gridSpan w:val="3"/>
           </w:tcPr>
           <w:p>
             <w:pPr>
@@ -848,7 +866,8 @@
         </w:tc>
         <w:tc>
           <w:tcPr>
-            <w:tcW w:type="dxa" w:w="2493"/>
+            <w:tcW w:type="dxa" w:w="2991"/>
+            <w:gridSpan w:val="3"/>
           </w:tcPr>
           <w:p>
             <w:pPr>
@@ -867,7 +886,8 @@
         </w:tc>
         <w:tc>
           <w:tcPr>
-            <w:tcW w:type="dxa" w:w="2493"/>
+            <w:tcW w:type="dxa" w:w="1994"/>
+            <w:gridSpan w:val="2"/>
           </w:tcPr>
           <w:p>
             <w:pPr>
@@ -885,30 +905,34 @@
           </w:p>
         </w:tc>
       </w:tr>
-    </w:tbl>
-    <w:tbl>
-      <w:tblPr>
-        <w:tblW w:type="auto" w:w="0"/>
-        <w:tblLook w:firstColumn="1" w:firstRow="1" w:lastColumn="0" w:lastRow="0" w:noHBand="0" w:noVBand="1" w:val="04A0"/>
-        <w:tblBorders>
-          <w:top w:val="single" w:sz="4" w:space="0" w:color="000000"/>
-          <w:left w:val="single" w:sz="4" w:space="0" w:color="000000"/>
-          <w:bottom w:val="single" w:sz="4" w:space="0" w:color="000000"/>
-          <w:right w:val="single" w:sz="4" w:space="0" w:color="000000"/>
-          <w:insideH w:val="single" w:sz="4" w:space="0" w:color="000000"/>
-          <w:insideV w:val="single" w:sz="4" w:space="0" w:color="000000"/>
-        </w:tblBorders>
-        <w:tblW w:w="5000" w:type="pct"/>
-      </w:tblPr>
-      <w:tblGrid>
-        <w:gridCol w:w="3324"/>
-        <w:gridCol w:w="3324"/>
-        <w:gridCol w:w="3324"/>
-      </w:tblGrid>
       <w:tr>
         <w:tc>
           <w:tcPr>
-            <w:tcW w:type="dxa" w:w="3324"/>
+            <w:tcW w:type="dxa" w:w="9970"/>
+            <w:gridSpan w:val="10"/>
+            <w:shd w:val="clear" w:color="auto" w:fill="D9D9D9"/>
+          </w:tcPr>
+          <w:p>
+            <w:pPr>
+              <w:spacing w:before="20" w:after="20"/>
+            </w:pPr>
+            <w:r>
+              <w:rPr>
+                <w:rFonts w:ascii="Aptos" w:hAnsi="Aptos"/>
+                <w:b/>
+                <w:i w:val="0"/>
+                <w:sz w:val="22"/>
+              </w:rPr>
+              <w:t>Bilans ECTS</w:t>
+            </w:r>
+          </w:p>
+        </w:tc>
+      </w:tr>
+      <w:tr>
+        <w:tc>
+          <w:tcPr>
+            <w:tcW w:type="dxa" w:w="4985"/>
+            <w:gridSpan w:val="5"/>
             <w:shd w:val="clear" w:color="auto" w:fill="D9D9D9"/>
           </w:tcPr>
           <w:p>
@@ -928,7 +952,8 @@
         </w:tc>
         <w:tc>
           <w:tcPr>
-            <w:tcW w:type="dxa" w:w="3324"/>
+            <w:tcW w:type="dxa" w:w="2991"/>
+            <w:gridSpan w:val="3"/>
             <w:shd w:val="clear" w:color="auto" w:fill="D9D9D9"/>
           </w:tcPr>
           <w:p>
@@ -948,7 +973,8 @@
         </w:tc>
         <w:tc>
           <w:tcPr>
-            <w:tcW w:type="dxa" w:w="3324"/>
+            <w:tcW w:type="dxa" w:w="1994"/>
+            <w:gridSpan w:val="2"/>
             <w:shd w:val="clear" w:color="auto" w:fill="D9D9D9"/>
           </w:tcPr>
           <w:p>
@@ -970,7 +996,8 @@
       <w:tr>
         <w:tc>
           <w:tcPr>
-            <w:tcW w:type="dxa" w:w="3324"/>
+            <w:tcW w:type="dxa" w:w="4985"/>
+            <w:gridSpan w:val="5"/>
           </w:tcPr>
           <w:p>
             <w:pPr>
@@ -989,7 +1016,8 @@
         </w:tc>
         <w:tc>
           <w:tcPr>
-            <w:tcW w:type="dxa" w:w="3324"/>
+            <w:tcW w:type="dxa" w:w="2991"/>
+            <w:gridSpan w:val="3"/>
           </w:tcPr>
           <w:p>
             <w:pPr>
@@ -1008,7 +1036,8 @@
         </w:tc>
         <w:tc>
           <w:tcPr>
-            <w:tcW w:type="dxa" w:w="3324"/>
+            <w:tcW w:type="dxa" w:w="1994"/>
+            <w:gridSpan w:val="2"/>
           </w:tcPr>
           <w:p>
             <w:pPr>
@@ -1029,7 +1058,8 @@
       <w:tr>
         <w:tc>
           <w:tcPr>
-            <w:tcW w:type="dxa" w:w="3324"/>
+            <w:tcW w:type="dxa" w:w="4985"/>
+            <w:gridSpan w:val="5"/>
           </w:tcPr>
           <w:p>
             <w:pPr>
@@ -1048,7 +1078,8 @@
         </w:tc>
         <w:tc>
           <w:tcPr>
-            <w:tcW w:type="dxa" w:w="3324"/>
+            <w:tcW w:type="dxa" w:w="2991"/>
+            <w:gridSpan w:val="3"/>
           </w:tcPr>
           <w:p>
             <w:pPr>
@@ -1067,7 +1098,8 @@
         </w:tc>
         <w:tc>
           <w:tcPr>
-            <w:tcW w:type="dxa" w:w="3324"/>
+            <w:tcW w:type="dxa" w:w="1994"/>
+            <w:gridSpan w:val="2"/>
           </w:tcPr>
           <w:p>
             <w:pPr>
@@ -1088,7 +1120,29 @@
       <w:tr>
         <w:tc>
           <w:tcPr>
-            <w:tcW w:type="dxa" w:w="3324"/>
+            <w:tcW w:type="dxa" w:w="4985"/>
+            <w:gridSpan w:val="5"/>
+            <w:shd w:val="clear" w:color="auto" w:fill="D9D9D9"/>
+          </w:tcPr>
+          <w:p>
+            <w:pPr>
+              <w:spacing w:before="20" w:after="20"/>
+            </w:pPr>
+            <w:r>
+              <w:rPr>
+                <w:rFonts w:ascii="Aptos" w:hAnsi="Aptos"/>
+                <w:b/>
+                <w:i w:val="0"/>
+                <w:sz w:val="16"/>
+              </w:rPr>
+              <w:t>Opis samodzielnej pracy studenta</w:t>
+            </w:r>
+          </w:p>
+        </w:tc>
+        <w:tc>
+          <w:tcPr>
+            <w:tcW w:type="dxa" w:w="4985"/>
+            <w:gridSpan w:val="5"/>
           </w:tcPr>
           <w:p>
             <w:pPr>
@@ -1101,45 +1155,6 @@
                 <w:i w:val="0"/>
                 <w:sz w:val="22"/>
               </w:rPr>
-              <w:t>Suma</w:t>
-            </w:r>
-          </w:p>
-        </w:tc>
-        <w:tc>
-          <w:tcPr>
-            <w:tcW w:type="dxa" w:w="3324"/>
-          </w:tcPr>
-          <w:p>
-            <w:pPr>
-              <w:spacing w:before="20" w:after="20"/>
-            </w:pPr>
-            <w:r>
-              <w:rPr>
-                <w:rFonts w:ascii="Aptos" w:hAnsi="Aptos"/>
-                <w:b w:val="0"/>
-                <w:i w:val="0"/>
-                <w:sz w:val="22"/>
-              </w:rPr>
-              <w:t>125</w:t>
-            </w:r>
-          </w:p>
-        </w:tc>
-        <w:tc>
-          <w:tcPr>
-            <w:tcW w:type="dxa" w:w="3324"/>
-          </w:tcPr>
-          <w:p>
-            <w:pPr>
-              <w:spacing w:before="20" w:after="20"/>
-            </w:pPr>
-            <w:r>
-              <w:rPr>
-                <w:rFonts w:ascii="Aptos" w:hAnsi="Aptos"/>
-                <w:b w:val="0"/>
-                <w:i w:val="0"/>
-                <w:sz w:val="22"/>
-              </w:rPr>
-              <w:t>5</w:t>
             </w:r>
           </w:p>
         </w:tc>
@@ -2057,14 +2072,14 @@
         <w:tblW w:w="5000" w:type="pct"/>
       </w:tblPr>
       <w:tblGrid>
-        <w:gridCol w:w="3324"/>
-        <w:gridCol w:w="3324"/>
-        <w:gridCol w:w="3324"/>
+        <w:gridCol w:w="680"/>
+        <w:gridCol w:w="4536"/>
+        <w:gridCol w:w="4252"/>
       </w:tblGrid>
       <w:tr>
         <w:tc>
           <w:tcPr>
-            <w:tcW w:type="dxa" w:w="9972"/>
+            <w:tcW w:type="dxa" w:w="9468"/>
             <w:gridSpan w:val="3"/>
             <w:shd w:val="clear" w:color="auto" w:fill="D9D9D9"/>
           </w:tcPr>
@@ -2087,7 +2102,7 @@
       <w:tr>
         <w:tc>
           <w:tcPr>
-            <w:tcW w:type="dxa" w:w="3324"/>
+            <w:tcW w:type="dxa" w:w="680"/>
             <w:shd w:val="clear" w:color="auto" w:fill="D9D9D9"/>
           </w:tcPr>
           <w:p>
@@ -2107,7 +2122,7 @@
         </w:tc>
         <w:tc>
           <w:tcPr>
-            <w:tcW w:type="dxa" w:w="3324"/>
+            <w:tcW w:type="dxa" w:w="4536"/>
             <w:shd w:val="clear" w:color="auto" w:fill="D9D9D9"/>
           </w:tcPr>
           <w:p>
@@ -2127,7 +2142,7 @@
         </w:tc>
         <w:tc>
           <w:tcPr>
-            <w:tcW w:type="dxa" w:w="3324"/>
+            <w:tcW w:type="dxa" w:w="4252"/>
             <w:shd w:val="clear" w:color="auto" w:fill="D9D9D9"/>
           </w:tcPr>
           <w:p>
@@ -2149,7 +2164,7 @@
       <w:tr>
         <w:tc>
           <w:tcPr>
-            <w:tcW w:type="dxa" w:w="3324"/>
+            <w:tcW w:type="dxa" w:w="680"/>
           </w:tcPr>
           <w:p>
             <w:pPr>
@@ -2168,7 +2183,7 @@
         </w:tc>
         <w:tc>
           <w:tcPr>
-            <w:tcW w:type="dxa" w:w="3324"/>
+            <w:tcW w:type="dxa" w:w="4536"/>
           </w:tcPr>
           <w:p>
             <w:pPr>
@@ -2187,7 +2202,7 @@
         </w:tc>
         <w:tc>
           <w:tcPr>
-            <w:tcW w:type="dxa" w:w="3324"/>
+            <w:tcW w:type="dxa" w:w="4252"/>
           </w:tcPr>
           <w:p>
             <w:pPr>
@@ -2207,7 +2222,7 @@
       <w:tr>
         <w:tc>
           <w:tcPr>
-            <w:tcW w:type="dxa" w:w="3324"/>
+            <w:tcW w:type="dxa" w:w="680"/>
           </w:tcPr>
           <w:p>
             <w:pPr>
@@ -2226,7 +2241,7 @@
         </w:tc>
         <w:tc>
           <w:tcPr>
-            <w:tcW w:type="dxa" w:w="3324"/>
+            <w:tcW w:type="dxa" w:w="4536"/>
           </w:tcPr>
           <w:p>
             <w:pPr>
@@ -2245,7 +2260,7 @@
         </w:tc>
         <w:tc>
           <w:tcPr>
-            <w:tcW w:type="dxa" w:w="3324"/>
+            <w:tcW w:type="dxa" w:w="4252"/>
           </w:tcPr>
           <w:p>
             <w:pPr>
@@ -2265,7 +2280,7 @@
       <w:tr>
         <w:tc>
           <w:tcPr>
-            <w:tcW w:type="dxa" w:w="3324"/>
+            <w:tcW w:type="dxa" w:w="680"/>
           </w:tcPr>
           <w:p>
             <w:pPr>
@@ -2284,7 +2299,7 @@
         </w:tc>
         <w:tc>
           <w:tcPr>
-            <w:tcW w:type="dxa" w:w="3324"/>
+            <w:tcW w:type="dxa" w:w="4536"/>
           </w:tcPr>
           <w:p>
             <w:pPr>
@@ -2303,7 +2318,7 @@
         </w:tc>
         <w:tc>
           <w:tcPr>
-            <w:tcW w:type="dxa" w:w="3324"/>
+            <w:tcW w:type="dxa" w:w="4252"/>
           </w:tcPr>
           <w:p>
             <w:pPr>
@@ -2323,7 +2338,7 @@
       <w:tr>
         <w:tc>
           <w:tcPr>
-            <w:tcW w:type="dxa" w:w="3324"/>
+            <w:tcW w:type="dxa" w:w="680"/>
           </w:tcPr>
           <w:p>
             <w:pPr>
@@ -2342,7 +2357,7 @@
         </w:tc>
         <w:tc>
           <w:tcPr>
-            <w:tcW w:type="dxa" w:w="3324"/>
+            <w:tcW w:type="dxa" w:w="4536"/>
           </w:tcPr>
           <w:p>
             <w:pPr>
@@ -2361,7 +2376,7 @@
         </w:tc>
         <w:tc>
           <w:tcPr>
-            <w:tcW w:type="dxa" w:w="3324"/>
+            <w:tcW w:type="dxa" w:w="4252"/>
           </w:tcPr>
           <w:p>
             <w:pPr>
@@ -2381,7 +2396,7 @@
       <w:tr>
         <w:tc>
           <w:tcPr>
-            <w:tcW w:type="dxa" w:w="3324"/>
+            <w:tcW w:type="dxa" w:w="680"/>
           </w:tcPr>
           <w:p>
             <w:pPr>
@@ -2400,7 +2415,7 @@
         </w:tc>
         <w:tc>
           <w:tcPr>
-            <w:tcW w:type="dxa" w:w="3324"/>
+            <w:tcW w:type="dxa" w:w="4536"/>
           </w:tcPr>
           <w:p>
             <w:pPr>
@@ -2419,7 +2434,7 @@
         </w:tc>
         <w:tc>
           <w:tcPr>
-            <w:tcW w:type="dxa" w:w="3324"/>
+            <w:tcW w:type="dxa" w:w="4252"/>
           </w:tcPr>
           <w:p>
             <w:pPr>
@@ -2439,7 +2454,7 @@
       <w:tr>
         <w:tc>
           <w:tcPr>
-            <w:tcW w:type="dxa" w:w="3324"/>
+            <w:tcW w:type="dxa" w:w="680"/>
           </w:tcPr>
           <w:p>
             <w:pPr>
@@ -2458,7 +2473,7 @@
         </w:tc>
         <w:tc>
           <w:tcPr>
-            <w:tcW w:type="dxa" w:w="3324"/>
+            <w:tcW w:type="dxa" w:w="4536"/>
           </w:tcPr>
           <w:p>
             <w:pPr>
@@ -2477,7 +2492,7 @@
         </w:tc>
         <w:tc>
           <w:tcPr>
-            <w:tcW w:type="dxa" w:w="3324"/>
+            <w:tcW w:type="dxa" w:w="4252"/>
           </w:tcPr>
           <w:p>
             <w:pPr>
@@ -2497,7 +2512,7 @@
       <w:tr>
         <w:tc>
           <w:tcPr>
-            <w:tcW w:type="dxa" w:w="3324"/>
+            <w:tcW w:type="dxa" w:w="680"/>
           </w:tcPr>
           <w:p>
             <w:pPr>
@@ -2516,7 +2531,7 @@
         </w:tc>
         <w:tc>
           <w:tcPr>
-            <w:tcW w:type="dxa" w:w="3324"/>
+            <w:tcW w:type="dxa" w:w="4536"/>
           </w:tcPr>
           <w:p>
             <w:pPr>
@@ -2535,7 +2550,7 @@
         </w:tc>
         <w:tc>
           <w:tcPr>
-            <w:tcW w:type="dxa" w:w="3324"/>
+            <w:tcW w:type="dxa" w:w="4252"/>
           </w:tcPr>
           <w:p>
             <w:pPr>
@@ -2555,7 +2570,7 @@
       <w:tr>
         <w:tc>
           <w:tcPr>
-            <w:tcW w:type="dxa" w:w="3324"/>
+            <w:tcW w:type="dxa" w:w="680"/>
           </w:tcPr>
           <w:p>
             <w:pPr>
@@ -2574,7 +2589,7 @@
         </w:tc>
         <w:tc>
           <w:tcPr>
-            <w:tcW w:type="dxa" w:w="3324"/>
+            <w:tcW w:type="dxa" w:w="4536"/>
           </w:tcPr>
           <w:p>
             <w:pPr>
@@ -2593,7 +2608,7 @@
         </w:tc>
         <w:tc>
           <w:tcPr>
-            <w:tcW w:type="dxa" w:w="3324"/>
+            <w:tcW w:type="dxa" w:w="4252"/>
           </w:tcPr>
           <w:p>
             <w:pPr>
@@ -2613,7 +2628,7 @@
       <w:tr>
         <w:tc>
           <w:tcPr>
-            <w:tcW w:type="dxa" w:w="3324"/>
+            <w:tcW w:type="dxa" w:w="680"/>
           </w:tcPr>
           <w:p>
             <w:pPr>
@@ -2632,7 +2647,7 @@
         </w:tc>
         <w:tc>
           <w:tcPr>
-            <w:tcW w:type="dxa" w:w="3324"/>
+            <w:tcW w:type="dxa" w:w="4536"/>
           </w:tcPr>
           <w:p>
             <w:pPr>
@@ -2651,7 +2666,7 @@
         </w:tc>
         <w:tc>
           <w:tcPr>
-            <w:tcW w:type="dxa" w:w="3324"/>
+            <w:tcW w:type="dxa" w:w="4252"/>
           </w:tcPr>
           <w:p>
             <w:pPr>
@@ -2671,7 +2686,7 @@
       <w:tr>
         <w:tc>
           <w:tcPr>
-            <w:tcW w:type="dxa" w:w="3324"/>
+            <w:tcW w:type="dxa" w:w="680"/>
           </w:tcPr>
           <w:p>
             <w:pPr>
@@ -2690,7 +2705,7 @@
         </w:tc>
         <w:tc>
           <w:tcPr>
-            <w:tcW w:type="dxa" w:w="3324"/>
+            <w:tcW w:type="dxa" w:w="4536"/>
           </w:tcPr>
           <w:p>
             <w:pPr>
@@ -2709,7 +2724,7 @@
         </w:tc>
         <w:tc>
           <w:tcPr>
-            <w:tcW w:type="dxa" w:w="3324"/>
+            <w:tcW w:type="dxa" w:w="4252"/>
           </w:tcPr>
           <w:p>
             <w:pPr>
@@ -2729,7 +2744,7 @@
       <w:tr>
         <w:tc>
           <w:tcPr>
-            <w:tcW w:type="dxa" w:w="3324"/>
+            <w:tcW w:type="dxa" w:w="680"/>
           </w:tcPr>
           <w:p>
             <w:pPr>
@@ -2748,7 +2763,7 @@
         </w:tc>
         <w:tc>
           <w:tcPr>
-            <w:tcW w:type="dxa" w:w="3324"/>
+            <w:tcW w:type="dxa" w:w="4536"/>
           </w:tcPr>
           <w:p>
             <w:pPr>
@@ -2767,7 +2782,7 @@
         </w:tc>
         <w:tc>
           <w:tcPr>
-            <w:tcW w:type="dxa" w:w="3324"/>
+            <w:tcW w:type="dxa" w:w="4252"/>
           </w:tcPr>
           <w:p>
             <w:pPr>
@@ -2787,7 +2802,7 @@
       <w:tr>
         <w:tc>
           <w:tcPr>
-            <w:tcW w:type="dxa" w:w="3324"/>
+            <w:tcW w:type="dxa" w:w="680"/>
           </w:tcPr>
           <w:p>
             <w:pPr>
@@ -2806,7 +2821,7 @@
         </w:tc>
         <w:tc>
           <w:tcPr>
-            <w:tcW w:type="dxa" w:w="3324"/>
+            <w:tcW w:type="dxa" w:w="4536"/>
           </w:tcPr>
           <w:p>
             <w:pPr>
@@ -2825,7 +2840,7 @@
         </w:tc>
         <w:tc>
           <w:tcPr>
-            <w:tcW w:type="dxa" w:w="3324"/>
+            <w:tcW w:type="dxa" w:w="4252"/>
           </w:tcPr>
           <w:p>
             <w:pPr>
@@ -2845,7 +2860,7 @@
       <w:tr>
         <w:tc>
           <w:tcPr>
-            <w:tcW w:type="dxa" w:w="3324"/>
+            <w:tcW w:type="dxa" w:w="680"/>
           </w:tcPr>
           <w:p>
             <w:pPr>
@@ -2864,7 +2879,7 @@
         </w:tc>
         <w:tc>
           <w:tcPr>
-            <w:tcW w:type="dxa" w:w="3324"/>
+            <w:tcW w:type="dxa" w:w="4536"/>
           </w:tcPr>
           <w:p>
             <w:pPr>
@@ -2883,7 +2898,7 @@
         </w:tc>
         <w:tc>
           <w:tcPr>
-            <w:tcW w:type="dxa" w:w="3324"/>
+            <w:tcW w:type="dxa" w:w="4252"/>
           </w:tcPr>
           <w:p>
             <w:pPr>
@@ -2903,7 +2918,7 @@
       <w:tr>
         <w:tc>
           <w:tcPr>
-            <w:tcW w:type="dxa" w:w="3324"/>
+            <w:tcW w:type="dxa" w:w="680"/>
           </w:tcPr>
           <w:p>
             <w:pPr>
@@ -2922,7 +2937,7 @@
         </w:tc>
         <w:tc>
           <w:tcPr>
-            <w:tcW w:type="dxa" w:w="3324"/>
+            <w:tcW w:type="dxa" w:w="4536"/>
           </w:tcPr>
           <w:p>
             <w:pPr>
@@ -2941,7 +2956,7 @@
         </w:tc>
         <w:tc>
           <w:tcPr>
-            <w:tcW w:type="dxa" w:w="3324"/>
+            <w:tcW w:type="dxa" w:w="4252"/>
           </w:tcPr>
           <w:p>
             <w:pPr>
@@ -2961,7 +2976,7 @@
       <w:tr>
         <w:tc>
           <w:tcPr>
-            <w:tcW w:type="dxa" w:w="3324"/>
+            <w:tcW w:type="dxa" w:w="680"/>
           </w:tcPr>
           <w:p>
             <w:pPr>
@@ -2980,7 +2995,7 @@
         </w:tc>
         <w:tc>
           <w:tcPr>
-            <w:tcW w:type="dxa" w:w="3324"/>
+            <w:tcW w:type="dxa" w:w="4536"/>
           </w:tcPr>
           <w:p>
             <w:pPr>
@@ -2999,7 +3014,7 @@
         </w:tc>
         <w:tc>
           <w:tcPr>
-            <w:tcW w:type="dxa" w:w="3324"/>
+            <w:tcW w:type="dxa" w:w="4252"/>
           </w:tcPr>
           <w:p>
             <w:pPr>
@@ -3019,7 +3034,7 @@
       <w:tr>
         <w:tc>
           <w:tcPr>
-            <w:tcW w:type="dxa" w:w="3324"/>
+            <w:tcW w:type="dxa" w:w="680"/>
           </w:tcPr>
           <w:p>
             <w:pPr>
@@ -3038,7 +3053,7 @@
         </w:tc>
         <w:tc>
           <w:tcPr>
-            <w:tcW w:type="dxa" w:w="3324"/>
+            <w:tcW w:type="dxa" w:w="4536"/>
           </w:tcPr>
           <w:p>
             <w:pPr>
@@ -3057,7 +3072,7 @@
         </w:tc>
         <w:tc>
           <w:tcPr>
-            <w:tcW w:type="dxa" w:w="3324"/>
+            <w:tcW w:type="dxa" w:w="4252"/>
           </w:tcPr>
           <w:p>
             <w:pPr>
@@ -3077,7 +3092,7 @@
       <w:tr>
         <w:tc>
           <w:tcPr>
-            <w:tcW w:type="dxa" w:w="3324"/>
+            <w:tcW w:type="dxa" w:w="680"/>
           </w:tcPr>
           <w:p>
             <w:pPr>
@@ -3096,7 +3111,7 @@
         </w:tc>
         <w:tc>
           <w:tcPr>
-            <w:tcW w:type="dxa" w:w="3324"/>
+            <w:tcW w:type="dxa" w:w="4536"/>
           </w:tcPr>
           <w:p>
             <w:pPr>
@@ -3115,7 +3130,7 @@
         </w:tc>
         <w:tc>
           <w:tcPr>
-            <w:tcW w:type="dxa" w:w="3324"/>
+            <w:tcW w:type="dxa" w:w="4252"/>
           </w:tcPr>
           <w:p>
             <w:pPr>
@@ -3135,7 +3150,7 @@
       <w:tr>
         <w:tc>
           <w:tcPr>
-            <w:tcW w:type="dxa" w:w="3324"/>
+            <w:tcW w:type="dxa" w:w="680"/>
           </w:tcPr>
           <w:p>
             <w:pPr>
@@ -3154,7 +3169,7 @@
         </w:tc>
         <w:tc>
           <w:tcPr>
-            <w:tcW w:type="dxa" w:w="3324"/>
+            <w:tcW w:type="dxa" w:w="4536"/>
           </w:tcPr>
           <w:p>
             <w:pPr>
@@ -3173,7 +3188,7 @@
         </w:tc>
         <w:tc>
           <w:tcPr>
-            <w:tcW w:type="dxa" w:w="3324"/>
+            <w:tcW w:type="dxa" w:w="4252"/>
           </w:tcPr>
           <w:p>
             <w:pPr>
@@ -3193,7 +3208,7 @@
       <w:tr>
         <w:tc>
           <w:tcPr>
-            <w:tcW w:type="dxa" w:w="3324"/>
+            <w:tcW w:type="dxa" w:w="680"/>
           </w:tcPr>
           <w:p>
             <w:pPr>
@@ -3212,7 +3227,7 @@
         </w:tc>
         <w:tc>
           <w:tcPr>
-            <w:tcW w:type="dxa" w:w="3324"/>
+            <w:tcW w:type="dxa" w:w="4536"/>
           </w:tcPr>
           <w:p>
             <w:pPr>
@@ -3231,7 +3246,7 @@
         </w:tc>
         <w:tc>
           <w:tcPr>
-            <w:tcW w:type="dxa" w:w="3324"/>
+            <w:tcW w:type="dxa" w:w="4252"/>
           </w:tcPr>
           <w:p>
             <w:pPr>
@@ -3251,7 +3266,7 @@
       <w:tr>
         <w:tc>
           <w:tcPr>
-            <w:tcW w:type="dxa" w:w="3324"/>
+            <w:tcW w:type="dxa" w:w="680"/>
           </w:tcPr>
           <w:p>
             <w:pPr>
@@ -3270,7 +3285,7 @@
         </w:tc>
         <w:tc>
           <w:tcPr>
-            <w:tcW w:type="dxa" w:w="3324"/>
+            <w:tcW w:type="dxa" w:w="4536"/>
           </w:tcPr>
           <w:p>
             <w:pPr>
@@ -3289,7 +3304,7 @@
         </w:tc>
         <w:tc>
           <w:tcPr>
-            <w:tcW w:type="dxa" w:w="3324"/>
+            <w:tcW w:type="dxa" w:w="4252"/>
           </w:tcPr>
           <w:p>
             <w:pPr>
@@ -3309,7 +3324,7 @@
       <w:tr>
         <w:tc>
           <w:tcPr>
-            <w:tcW w:type="dxa" w:w="3324"/>
+            <w:tcW w:type="dxa" w:w="680"/>
           </w:tcPr>
           <w:p>
             <w:pPr>
@@ -3328,7 +3343,7 @@
         </w:tc>
         <w:tc>
           <w:tcPr>
-            <w:tcW w:type="dxa" w:w="3324"/>
+            <w:tcW w:type="dxa" w:w="4536"/>
           </w:tcPr>
           <w:p>
             <w:pPr>
@@ -3347,7 +3362,7 @@
         </w:tc>
         <w:tc>
           <w:tcPr>
-            <w:tcW w:type="dxa" w:w="3324"/>
+            <w:tcW w:type="dxa" w:w="4252"/>
           </w:tcPr>
           <w:p>
             <w:pPr>
@@ -3367,7 +3382,7 @@
       <w:tr>
         <w:tc>
           <w:tcPr>
-            <w:tcW w:type="dxa" w:w="3324"/>
+            <w:tcW w:type="dxa" w:w="680"/>
           </w:tcPr>
           <w:p>
             <w:pPr>
@@ -3386,7 +3401,7 @@
         </w:tc>
         <w:tc>
           <w:tcPr>
-            <w:tcW w:type="dxa" w:w="3324"/>
+            <w:tcW w:type="dxa" w:w="4536"/>
           </w:tcPr>
           <w:p>
             <w:pPr>
@@ -3405,7 +3420,7 @@
         </w:tc>
         <w:tc>
           <w:tcPr>
-            <w:tcW w:type="dxa" w:w="3324"/>
+            <w:tcW w:type="dxa" w:w="4252"/>
           </w:tcPr>
           <w:p>
             <w:pPr>
@@ -3425,7 +3440,7 @@
       <w:tr>
         <w:tc>
           <w:tcPr>
-            <w:tcW w:type="dxa" w:w="3324"/>
+            <w:tcW w:type="dxa" w:w="680"/>
           </w:tcPr>
           <w:p>
             <w:pPr>
@@ -3444,7 +3459,7 @@
         </w:tc>
         <w:tc>
           <w:tcPr>
-            <w:tcW w:type="dxa" w:w="3324"/>
+            <w:tcW w:type="dxa" w:w="4536"/>
           </w:tcPr>
           <w:p>
             <w:pPr>
@@ -3463,7 +3478,7 @@
         </w:tc>
         <w:tc>
           <w:tcPr>
-            <w:tcW w:type="dxa" w:w="3324"/>
+            <w:tcW w:type="dxa" w:w="4252"/>
           </w:tcPr>
           <w:p>
             <w:pPr>
@@ -3483,7 +3498,7 @@
       <w:tr>
         <w:tc>
           <w:tcPr>
-            <w:tcW w:type="dxa" w:w="3324"/>
+            <w:tcW w:type="dxa" w:w="680"/>
           </w:tcPr>
           <w:p>
             <w:pPr>
@@ -3502,7 +3517,7 @@
         </w:tc>
         <w:tc>
           <w:tcPr>
-            <w:tcW w:type="dxa" w:w="3324"/>
+            <w:tcW w:type="dxa" w:w="4536"/>
           </w:tcPr>
           <w:p>
             <w:pPr>
@@ -3521,7 +3536,7 @@
         </w:tc>
         <w:tc>
           <w:tcPr>
-            <w:tcW w:type="dxa" w:w="3324"/>
+            <w:tcW w:type="dxa" w:w="4252"/>
           </w:tcPr>
           <w:p>
             <w:pPr>
@@ -3541,7 +3556,7 @@
       <w:tr>
         <w:tc>
           <w:tcPr>
-            <w:tcW w:type="dxa" w:w="3324"/>
+            <w:tcW w:type="dxa" w:w="680"/>
           </w:tcPr>
           <w:p>
             <w:pPr>
@@ -3560,7 +3575,7 @@
         </w:tc>
         <w:tc>
           <w:tcPr>
-            <w:tcW w:type="dxa" w:w="3324"/>
+            <w:tcW w:type="dxa" w:w="4536"/>
           </w:tcPr>
           <w:p>
             <w:pPr>
@@ -3579,7 +3594,7 @@
         </w:tc>
         <w:tc>
           <w:tcPr>
-            <w:tcW w:type="dxa" w:w="3324"/>
+            <w:tcW w:type="dxa" w:w="4252"/>
           </w:tcPr>
           <w:p>
             <w:pPr>
@@ -3599,7 +3614,7 @@
       <w:tr>
         <w:tc>
           <w:tcPr>
-            <w:tcW w:type="dxa" w:w="3324"/>
+            <w:tcW w:type="dxa" w:w="680"/>
           </w:tcPr>
           <w:p>
             <w:pPr>
@@ -3618,7 +3633,7 @@
         </w:tc>
         <w:tc>
           <w:tcPr>
-            <w:tcW w:type="dxa" w:w="3324"/>
+            <w:tcW w:type="dxa" w:w="4536"/>
           </w:tcPr>
           <w:p>
             <w:pPr>
@@ -3637,7 +3652,7 @@
         </w:tc>
         <w:tc>
           <w:tcPr>
-            <w:tcW w:type="dxa" w:w="3324"/>
+            <w:tcW w:type="dxa" w:w="4252"/>
           </w:tcPr>
           <w:p>
             <w:pPr>
@@ -3657,7 +3672,7 @@
       <w:tr>
         <w:tc>
           <w:tcPr>
-            <w:tcW w:type="dxa" w:w="3324"/>
+            <w:tcW w:type="dxa" w:w="680"/>
           </w:tcPr>
           <w:p>
             <w:pPr>
@@ -3676,7 +3691,7 @@
         </w:tc>
         <w:tc>
           <w:tcPr>
-            <w:tcW w:type="dxa" w:w="3324"/>
+            <w:tcW w:type="dxa" w:w="4536"/>
           </w:tcPr>
           <w:p>
             <w:pPr>
@@ -3695,7 +3710,7 @@
         </w:tc>
         <w:tc>
           <w:tcPr>
-            <w:tcW w:type="dxa" w:w="3324"/>
+            <w:tcW w:type="dxa" w:w="4252"/>
           </w:tcPr>
           <w:p>
             <w:pPr>
@@ -3715,7 +3730,7 @@
       <w:tr>
         <w:tc>
           <w:tcPr>
-            <w:tcW w:type="dxa" w:w="3324"/>
+            <w:tcW w:type="dxa" w:w="680"/>
           </w:tcPr>
           <w:p>
             <w:pPr>
@@ -3734,7 +3749,7 @@
         </w:tc>
         <w:tc>
           <w:tcPr>
-            <w:tcW w:type="dxa" w:w="3324"/>
+            <w:tcW w:type="dxa" w:w="4536"/>
           </w:tcPr>
           <w:p>
             <w:pPr>
@@ -3753,7 +3768,7 @@
         </w:tc>
         <w:tc>
           <w:tcPr>
-            <w:tcW w:type="dxa" w:w="3324"/>
+            <w:tcW w:type="dxa" w:w="4252"/>
           </w:tcPr>
           <w:p>
             <w:pPr>
@@ -3773,7 +3788,7 @@
       <w:tr>
         <w:tc>
           <w:tcPr>
-            <w:tcW w:type="dxa" w:w="3324"/>
+            <w:tcW w:type="dxa" w:w="680"/>
           </w:tcPr>
           <w:p>
             <w:pPr>
@@ -3792,7 +3807,7 @@
         </w:tc>
         <w:tc>
           <w:tcPr>
-            <w:tcW w:type="dxa" w:w="3324"/>
+            <w:tcW w:type="dxa" w:w="4536"/>
           </w:tcPr>
           <w:p>
             <w:pPr>
@@ -3811,7 +3826,7 @@
         </w:tc>
         <w:tc>
           <w:tcPr>
-            <w:tcW w:type="dxa" w:w="3324"/>
+            <w:tcW w:type="dxa" w:w="4252"/>
           </w:tcPr>
           <w:p>
             <w:pPr>
@@ -3831,7 +3846,7 @@
       <w:tr>
         <w:tc>
           <w:tcPr>
-            <w:tcW w:type="dxa" w:w="3324"/>
+            <w:tcW w:type="dxa" w:w="680"/>
           </w:tcPr>
           <w:p>
             <w:pPr>
@@ -3850,7 +3865,7 @@
         </w:tc>
         <w:tc>
           <w:tcPr>
-            <w:tcW w:type="dxa" w:w="3324"/>
+            <w:tcW w:type="dxa" w:w="4536"/>
           </w:tcPr>
           <w:p>
             <w:pPr>
@@ -3869,7 +3884,7 @@
         </w:tc>
         <w:tc>
           <w:tcPr>
-            <w:tcW w:type="dxa" w:w="3324"/>
+            <w:tcW w:type="dxa" w:w="4252"/>
           </w:tcPr>
           <w:p>
             <w:pPr>
@@ -3889,7 +3904,7 @@
       <w:tr>
         <w:tc>
           <w:tcPr>
-            <w:tcW w:type="dxa" w:w="3324"/>
+            <w:tcW w:type="dxa" w:w="680"/>
           </w:tcPr>
           <w:p>
             <w:pPr>
@@ -3908,7 +3923,7 @@
         </w:tc>
         <w:tc>
           <w:tcPr>
-            <w:tcW w:type="dxa" w:w="3324"/>
+            <w:tcW w:type="dxa" w:w="4536"/>
           </w:tcPr>
           <w:p>
             <w:pPr>
@@ -3927,7 +3942,7 @@
         </w:tc>
         <w:tc>
           <w:tcPr>
-            <w:tcW w:type="dxa" w:w="3324"/>
+            <w:tcW w:type="dxa" w:w="4252"/>
           </w:tcPr>
           <w:p>
             <w:pPr>
@@ -3947,7 +3962,7 @@
       <w:tr>
         <w:tc>
           <w:tcPr>
-            <w:tcW w:type="dxa" w:w="3324"/>
+            <w:tcW w:type="dxa" w:w="680"/>
           </w:tcPr>
           <w:p>
             <w:pPr>
@@ -3966,7 +3981,7 @@
         </w:tc>
         <w:tc>
           <w:tcPr>
-            <w:tcW w:type="dxa" w:w="3324"/>
+            <w:tcW w:type="dxa" w:w="4536"/>
           </w:tcPr>
           <w:p>
             <w:pPr>
@@ -3985,7 +4000,7 @@
         </w:tc>
         <w:tc>
           <w:tcPr>
-            <w:tcW w:type="dxa" w:w="3324"/>
+            <w:tcW w:type="dxa" w:w="4252"/>
           </w:tcPr>
           <w:p>
             <w:pPr>
@@ -4415,6 +4430,7 @@
                 <w:i w:val="0"/>
                 <w:sz w:val="22"/>
               </w:rPr>
+              <w:t>Ćwiczenia / Laboratorium/Lektorat:; rozwiązywanie zadań; Kryteria oceny; Zaliczenie ćwiczeń polega na zbieraniu punktów:; 50% możliwych punktów daje ocenę 3; 60% punktów daje ocenę 3½; 70% — ocenę 4; 80% — 4½; 90% i więcej — 5; Test wyboru, 20 pytań. Każda poprawna odpowiedź warta jest 1 punkt. Zasady zaliczenia: 19–20 punktów: 5, 17–18 punktów: 4 12 , 14–16 punktów: 4, 11–13 punktów: 3 12 , 8–10 punktów: 3. Mniej niż 8 punktów: 2</w:t>
             </w:r>
           </w:p>
         </w:tc>
@@ -4473,6 +4489,7 @@
                 <w:i w:val="0"/>
                 <w:sz w:val="22"/>
               </w:rPr>
+              <w:t>Ćwiczenia / Laboratorium/Lektorat:; rozwiązywanie zadań; Kryteria oceny; Zaliczenie ćwiczeń polega na zbieraniu punktów:; 50% możliwych punktów daje ocenę 3; 60% punktów daje ocenę 3½; 70% — ocenę 4; 80% — 4½; 90% i więcej — 5; Test wyboru, 20 pytań. Każda poprawna odpowiedź warta jest 1 punkt. Zasady zaliczenia: 19–20 punktów: 5, 17–18 punktów: 4 12 , 14–16 punktów: 4, 11–13 punktów: 3 12 , 8–10 punktów: 3. Mniej niż 8 punktów: 2</w:t>
             </w:r>
           </w:p>
         </w:tc>
@@ -4531,6 +4548,7 @@
                 <w:i w:val="0"/>
                 <w:sz w:val="22"/>
               </w:rPr>
+              <w:t>Ćwiczenia / Laboratorium/Lektorat:; rozwiązywanie zadań; Kryteria oceny; Zaliczenie ćwiczeń polega na zbieraniu punktów:; 50% możliwych punktów daje ocenę 3; 60% punktów daje ocenę 3½; 70% — ocenę 4; 80% — 4½; 90% i więcej — 5; Test wyboru, 20 pytań. Każda poprawna odpowiedź warta jest 1 punkt. Zasady zaliczenia: 19–20 punktów: 5, 17–18 punktów: 4 12 , 14–16 punktów: 4, 11–13 punktów: 3 12 , 8–10 punktów: 3. Mniej niż 8 punktów: 2</w:t>
             </w:r>
           </w:p>
         </w:tc>
@@ -4694,6 +4712,7 @@
                 <w:i w:val="0"/>
                 <w:sz w:val="22"/>
               </w:rPr>
+              <w:t>Ćwiczenia / Laboratorium/Lektorat:; rozwiązywanie zadań; Kryteria oceny; Zaliczenie ćwiczeń polega na zbieraniu punktów:; 50% możliwych punktów daje ocenę 3; 60% punktów daje ocenę 3½; 70% — ocenę 4; 80% — 4½; 90% i więcej — 5; Test wyboru, 20 pytań. Każda poprawna odpowiedź warta jest 1 punkt. Zasady zaliczenia: 19–20 punktów: 5, 17–18 punktów: 4 12 , 14–16 punktów: 4, 11–13 punktów: 3 12 , 8–10 punktów: 3. Mniej niż 8 punktów: 2</w:t>
             </w:r>
           </w:p>
         </w:tc>
@@ -4752,6 +4771,7 @@
                 <w:i w:val="0"/>
                 <w:sz w:val="22"/>
               </w:rPr>
+              <w:t>Ćwiczenia / Laboratorium/Lektorat:; rozwiązywanie zadań; Kryteria oceny; Zaliczenie ćwiczeń polega na zbieraniu punktów:; 50% możliwych punktów daje ocenę 3; 60% punktów daje ocenę 3½; 70% — ocenę 4; 80% — 4½; 90% i więcej — 5; Test wyboru, 20 pytań. Każda poprawna odpowiedź warta jest 1 punkt. Zasady zaliczenia: 19–20 punktów: 5, 17–18 punktów: 4 12 , 14–16 punktów: 4, 11–13 punktów: 3 12 , 8–10 punktów: 3. Mniej niż 8 punktów: 2</w:t>
             </w:r>
           </w:p>
         </w:tc>
@@ -4810,6 +4830,7 @@
                 <w:i w:val="0"/>
                 <w:sz w:val="22"/>
               </w:rPr>
+              <w:t>Ćwiczenia / Laboratorium/Lektorat:; rozwiązywanie zadań; Kryteria oceny; Zaliczenie ćwiczeń polega na zbieraniu punktów:; 50% możliwych punktów daje ocenę 3; 60% punktów daje ocenę 3½; 70% — ocenę 4; 80% — 4½; 90% i więcej — 5; Test wyboru, 20 pytań. Każda poprawna odpowiedź warta jest 1 punkt. Zasady zaliczenia: 19–20 punktów: 5, 17–18 punktów: 4 12 , 14–16 punktów: 4, 11–13 punktów: 3 12 , 8–10 punktów: 3. Mniej niż 8 punktów: 2</w:t>
             </w:r>
           </w:p>
         </w:tc>
@@ -4972,6 +4993,7 @@
                 <w:i w:val="0"/>
                 <w:sz w:val="22"/>
               </w:rPr>
+              <w:t>Ćwiczenia / Laboratorium/Lektorat:; rozwiązywanie zadań; Kryteria oceny; Zaliczenie ćwiczeń polega na zbieraniu punktów:; 50% możliwych punktów daje ocenę 3; 60% punktów daje ocenę 3½; 70% — ocenę 4; 80% — 4½; 90% i więcej — 5; Test wyboru, 20 pytań. Każda poprawna odpowiedź warta jest 1 punkt. Zasady zaliczenia: 19–20 punktów: 5, 17–18 punktów: 4 12 , 14–16 punktów: 4, 11–13 punktów: 3 12 , 8–10 punktów: 3. Mniej niż 8 punktów: 2</w:t>
             </w:r>
           </w:p>
         </w:tc>
@@ -5029,6 +5051,7 @@
                 <w:i w:val="0"/>
                 <w:sz w:val="22"/>
               </w:rPr>
+              <w:t>Ćwiczenia / Laboratorium/Lektorat:; rozwiązywanie zadań; Kryteria oceny; Zaliczenie ćwiczeń polega na zbieraniu punktów:; 50% możliwych punktów daje ocenę 3; 60% punktów daje ocenę 3½; 70% — ocenę 4; 80% — 4½; 90% i więcej — 5; Test wyboru, 20 pytań. Każda poprawna odpowiedź warta jest 1 punkt. Zasady zaliczenia: 19–20 punktów: 5, 17–18 punktów: 4 12 , 14–16 punktów: 4, 11–13 punktów: 3 12 , 8–10 punktów: 3. Mniej niż 8 punktów: 2</w:t>
             </w:r>
           </w:p>
         </w:tc>
@@ -5134,62 +5157,6 @@
                 <w:sz w:val="16"/>
               </w:rPr>
               <w:t>Wyposażenie specjalistyczne konieczne do realizacji przedmiotu</w:t>
-            </w:r>
-          </w:p>
-        </w:tc>
-      </w:tr>
-      <w:tr>
-        <w:tc>
-          <w:tcPr>
-            <w:tcW w:type="dxa" w:w="3324"/>
-          </w:tcPr>
-          <w:p>
-            <w:pPr>
-              <w:spacing w:before="20" w:after="20"/>
-            </w:pPr>
-            <w:r>
-              <w:rPr>
-                <w:rFonts w:ascii="Aptos" w:hAnsi="Aptos"/>
-                <w:b w:val="0"/>
-                <w:i w:val="0"/>
-                <w:sz w:val="22"/>
-              </w:rPr>
-            </w:r>
-          </w:p>
-        </w:tc>
-        <w:tc>
-          <w:tcPr>
-            <w:tcW w:type="dxa" w:w="3324"/>
-          </w:tcPr>
-          <w:p>
-            <w:pPr>
-              <w:spacing w:before="20" w:after="20"/>
-            </w:pPr>
-            <w:r>
-              <w:rPr>
-                <w:rFonts w:ascii="Aptos" w:hAnsi="Aptos"/>
-                <w:b w:val="0"/>
-                <w:i w:val="0"/>
-                <w:sz w:val="22"/>
-              </w:rPr>
-            </w:r>
-          </w:p>
-        </w:tc>
-        <w:tc>
-          <w:tcPr>
-            <w:tcW w:type="dxa" w:w="3324"/>
-          </w:tcPr>
-          <w:p>
-            <w:pPr>
-              <w:spacing w:before="20" w:after="20"/>
-            </w:pPr>
-            <w:r>
-              <w:rPr>
-                <w:rFonts w:ascii="Aptos" w:hAnsi="Aptos"/>
-                <w:b w:val="0"/>
-                <w:i w:val="0"/>
-                <w:sz w:val="22"/>
-              </w:rPr>
             </w:r>
           </w:p>
         </w:tc>

--- a/public/assets/files/niestacjonarne/GRK.docx
+++ b/public/assets/files/niestacjonarne/GRK.docx
@@ -1155,6 +1155,7 @@
                 <w:i w:val="0"/>
                 <w:sz w:val="22"/>
               </w:rPr>
+              <w:t>Samodzielna praca z narzędziami grafiki komputerowej; ćwiczenia z tworzenia i przetwarzania grafiki; przygotowanie do testu wyboru z zagadnień teorii grafiki.</w:t>
             </w:r>
           </w:p>
         </w:tc>
@@ -1265,7 +1266,84 @@
           <w:tcPr>
             <w:tcW w:type="dxa" w:w="9972"/>
           </w:tcPr>
-          <w:p/>
+          <w:p>
+            <w:pPr>
+              <w:spacing w:before="20" w:after="20"/>
+            </w:pPr>
+            <w:r>
+              <w:rPr>
+                <w:rFonts w:ascii="Aptos" w:hAnsi="Aptos"/>
+                <w:b/>
+                <w:sz w:val="22"/>
+              </w:rPr>
+              <w:t>Wykład:</w:t>
+            </w:r>
+          </w:p>
+          <w:p>
+            <w:pPr>
+              <w:spacing w:before="20" w:after="20"/>
+            </w:pPr>
+            <w:r>
+              <w:rPr>
+                <w:rFonts w:ascii="Aptos" w:hAnsi="Aptos"/>
+                <w:b w:val="0"/>
+                <w:sz w:val="22"/>
+              </w:rPr>
+              <w:t>• wykład z prezentacją multimedialną</w:t>
+            </w:r>
+          </w:p>
+          <w:p>
+            <w:pPr>
+              <w:spacing w:before="20" w:after="20"/>
+            </w:pPr>
+            <w:r>
+              <w:rPr>
+                <w:rFonts w:ascii="Aptos" w:hAnsi="Aptos"/>
+                <w:b w:val="0"/>
+                <w:sz w:val="22"/>
+              </w:rPr>
+              <w:t>• wykład z prezentacją oprogramowania</w:t>
+            </w:r>
+          </w:p>
+          <w:p>
+            <w:pPr>
+              <w:spacing w:before="20" w:after="20"/>
+            </w:pPr>
+            <w:r>
+              <w:rPr>
+                <w:rFonts w:ascii="Aptos" w:hAnsi="Aptos"/>
+                <w:b/>
+                <w:sz w:val="22"/>
+              </w:rPr>
+              <w:t>Ćwiczenia / Laboratorium:</w:t>
+            </w:r>
+          </w:p>
+          <w:p>
+            <w:pPr>
+              <w:spacing w:before="20" w:after="20"/>
+            </w:pPr>
+            <w:r>
+              <w:rPr>
+                <w:rFonts w:ascii="Aptos" w:hAnsi="Aptos"/>
+                <w:b w:val="0"/>
+                <w:sz w:val="22"/>
+              </w:rPr>
+              <w:t>• rozwiązywanie zadań</w:t>
+            </w:r>
+          </w:p>
+          <w:p>
+            <w:pPr>
+              <w:spacing w:before="20" w:after="20"/>
+            </w:pPr>
+            <w:r>
+              <w:rPr>
+                <w:rFonts w:ascii="Aptos" w:hAnsi="Aptos"/>
+                <w:b w:val="0"/>
+                <w:sz w:val="22"/>
+              </w:rPr>
+              <w:t>• metoda projektów (projekt praktyczny)</w:t>
+            </w:r>
+          </w:p>
         </w:tc>
       </w:tr>
     </w:tbl>
@@ -1516,115 +1594,7 @@
                 <w:rFonts w:ascii="Aptos" w:hAnsi="Aptos"/>
                 <w:sz w:val="22"/>
               </w:rPr>
-              <w:t>1. Ćwiczenia / Laboratorium/Lektorat:</w:t>
-            </w:r>
-          </w:p>
-          <w:p>
-            <w:pPr>
-              <w:spacing w:before="20" w:after="20"/>
-            </w:pPr>
-            <w:r>
-              <w:rPr>
-                <w:rFonts w:ascii="Aptos" w:hAnsi="Aptos"/>
-                <w:sz w:val="22"/>
-              </w:rPr>
-              <w:t>2. rozwiązywanie zadań</w:t>
-            </w:r>
-          </w:p>
-          <w:p>
-            <w:pPr>
-              <w:spacing w:before="20" w:after="20"/>
-            </w:pPr>
-            <w:r>
-              <w:rPr>
-                <w:rFonts w:ascii="Aptos" w:hAnsi="Aptos"/>
-                <w:sz w:val="22"/>
-              </w:rPr>
-              <w:t>3. Kryteria oceny</w:t>
-            </w:r>
-          </w:p>
-          <w:p>
-            <w:pPr>
-              <w:spacing w:before="20" w:after="20"/>
-            </w:pPr>
-            <w:r>
-              <w:rPr>
-                <w:rFonts w:ascii="Aptos" w:hAnsi="Aptos"/>
-                <w:sz w:val="22"/>
-              </w:rPr>
-              <w:t>4. Zaliczenie ćwiczeń polega na zbieraniu punktów:</w:t>
-            </w:r>
-          </w:p>
-          <w:p>
-            <w:pPr>
-              <w:spacing w:before="20" w:after="20"/>
-            </w:pPr>
-            <w:r>
-              <w:rPr>
-                <w:rFonts w:ascii="Aptos" w:hAnsi="Aptos"/>
-                <w:sz w:val="22"/>
-              </w:rPr>
-              <w:t>5. 50% możliwych punktów daje ocenę 3</w:t>
-            </w:r>
-          </w:p>
-          <w:p>
-            <w:pPr>
-              <w:spacing w:before="20" w:after="20"/>
-            </w:pPr>
-            <w:r>
-              <w:rPr>
-                <w:rFonts w:ascii="Aptos" w:hAnsi="Aptos"/>
-                <w:sz w:val="22"/>
-              </w:rPr>
-              <w:t>6. 60% punktów daje ocenę 3½</w:t>
-            </w:r>
-          </w:p>
-          <w:p>
-            <w:pPr>
-              <w:spacing w:before="20" w:after="20"/>
-            </w:pPr>
-            <w:r>
-              <w:rPr>
-                <w:rFonts w:ascii="Aptos" w:hAnsi="Aptos"/>
-                <w:sz w:val="22"/>
-              </w:rPr>
-              <w:t>7. 70% — ocenę 4</w:t>
-            </w:r>
-          </w:p>
-          <w:p>
-            <w:pPr>
-              <w:spacing w:before="20" w:after="20"/>
-            </w:pPr>
-            <w:r>
-              <w:rPr>
-                <w:rFonts w:ascii="Aptos" w:hAnsi="Aptos"/>
-                <w:sz w:val="22"/>
-              </w:rPr>
-              <w:t>8. 80% — 4½</w:t>
-            </w:r>
-          </w:p>
-          <w:p>
-            <w:pPr>
-              <w:spacing w:before="20" w:after="20"/>
-            </w:pPr>
-            <w:r>
-              <w:rPr>
-                <w:rFonts w:ascii="Aptos" w:hAnsi="Aptos"/>
-                <w:sz w:val="22"/>
-              </w:rPr>
-              <w:t>9. 90% i więcej — 5</w:t>
-            </w:r>
-          </w:p>
-          <w:p>
-            <w:pPr>
-              <w:spacing w:before="20" w:after="20"/>
-            </w:pPr>
-            <w:r>
-              <w:rPr>
-                <w:rFonts w:ascii="Aptos" w:hAnsi="Aptos"/>
-                <w:sz w:val="22"/>
-              </w:rPr>
-              <w:t>10. Test wyboru, 20 pytań. Każda poprawna odpowiedź warta jest 1 punkt. Zasady zaliczenia: 19–20 punktów: 5, 17–18 punktów: 4 12 , 14–16 punktów: 4, 11–13 punktów: 3 12 , 8–10 punktów: 3. Mniej niż 8 punktów: 2</w:t>
+              <w:t>1. egzamin pisemny - test wyboru</w:t>
             </w:r>
           </w:p>
         </w:tc>
@@ -1641,115 +1611,7 @@
                 <w:rFonts w:ascii="Aptos" w:hAnsi="Aptos"/>
                 <w:sz w:val="22"/>
               </w:rPr>
-              <w:t>1. Ćwiczenia / Laboratorium/Lektorat:</w:t>
-            </w:r>
-          </w:p>
-          <w:p>
-            <w:pPr>
-              <w:spacing w:before="20" w:after="20"/>
-            </w:pPr>
-            <w:r>
-              <w:rPr>
-                <w:rFonts w:ascii="Aptos" w:hAnsi="Aptos"/>
-                <w:sz w:val="22"/>
-              </w:rPr>
-              <w:t>2. rozwiązywanie zadań</w:t>
-            </w:r>
-          </w:p>
-          <w:p>
-            <w:pPr>
-              <w:spacing w:before="20" w:after="20"/>
-            </w:pPr>
-            <w:r>
-              <w:rPr>
-                <w:rFonts w:ascii="Aptos" w:hAnsi="Aptos"/>
-                <w:sz w:val="22"/>
-              </w:rPr>
-              <w:t>3. Kryteria oceny</w:t>
-            </w:r>
-          </w:p>
-          <w:p>
-            <w:pPr>
-              <w:spacing w:before="20" w:after="20"/>
-            </w:pPr>
-            <w:r>
-              <w:rPr>
-                <w:rFonts w:ascii="Aptos" w:hAnsi="Aptos"/>
-                <w:sz w:val="22"/>
-              </w:rPr>
-              <w:t>4. Zaliczenie ćwiczeń polega na zbieraniu punktów:</w:t>
-            </w:r>
-          </w:p>
-          <w:p>
-            <w:pPr>
-              <w:spacing w:before="20" w:after="20"/>
-            </w:pPr>
-            <w:r>
-              <w:rPr>
-                <w:rFonts w:ascii="Aptos" w:hAnsi="Aptos"/>
-                <w:sz w:val="22"/>
-              </w:rPr>
-              <w:t>5. 50% możliwych punktów daje ocenę 3</w:t>
-            </w:r>
-          </w:p>
-          <w:p>
-            <w:pPr>
-              <w:spacing w:before="20" w:after="20"/>
-            </w:pPr>
-            <w:r>
-              <w:rPr>
-                <w:rFonts w:ascii="Aptos" w:hAnsi="Aptos"/>
-                <w:sz w:val="22"/>
-              </w:rPr>
-              <w:t>6. 60% punktów daje ocenę 3½</w:t>
-            </w:r>
-          </w:p>
-          <w:p>
-            <w:pPr>
-              <w:spacing w:before="20" w:after="20"/>
-            </w:pPr>
-            <w:r>
-              <w:rPr>
-                <w:rFonts w:ascii="Aptos" w:hAnsi="Aptos"/>
-                <w:sz w:val="22"/>
-              </w:rPr>
-              <w:t>7. 70% — ocenę 4</w:t>
-            </w:r>
-          </w:p>
-          <w:p>
-            <w:pPr>
-              <w:spacing w:before="20" w:after="20"/>
-            </w:pPr>
-            <w:r>
-              <w:rPr>
-                <w:rFonts w:ascii="Aptos" w:hAnsi="Aptos"/>
-                <w:sz w:val="22"/>
-              </w:rPr>
-              <w:t>8. 80% — 4½</w:t>
-            </w:r>
-          </w:p>
-          <w:p>
-            <w:pPr>
-              <w:spacing w:before="20" w:after="20"/>
-            </w:pPr>
-            <w:r>
-              <w:rPr>
-                <w:rFonts w:ascii="Aptos" w:hAnsi="Aptos"/>
-                <w:sz w:val="22"/>
-              </w:rPr>
-              <w:t>9. 90% i więcej — 5</w:t>
-            </w:r>
-          </w:p>
-          <w:p>
-            <w:pPr>
-              <w:spacing w:before="20" w:after="20"/>
-            </w:pPr>
-            <w:r>
-              <w:rPr>
-                <w:rFonts w:ascii="Aptos" w:hAnsi="Aptos"/>
-                <w:sz w:val="22"/>
-              </w:rPr>
-              <w:t>10. Test wyboru, 20 pytań. Każda poprawna odpowiedź warta jest 1 punkt. Zasady zaliczenia: 19–20 punktów: 5, 17–18 punktów: 4 12 , 14–16 punktów: 4, 11–13 punktów: 3 12 , 8–10 punktów: 3. Mniej niż 8 punktów: 2</w:t>
+              <w:t>1. ocena pracy podczas ćwiczenia</w:t>
             </w:r>
           </w:p>
         </w:tc>
@@ -4430,7 +4292,7 @@
                 <w:i w:val="0"/>
                 <w:sz w:val="22"/>
               </w:rPr>
-              <w:t>Ćwiczenia / Laboratorium/Lektorat:; rozwiązywanie zadań; Kryteria oceny; Zaliczenie ćwiczeń polega na zbieraniu punktów:; 50% możliwych punktów daje ocenę 3; 60% punktów daje ocenę 3½; 70% — ocenę 4; 80% — 4½; 90% i więcej — 5; Test wyboru, 20 pytań. Każda poprawna odpowiedź warta jest 1 punkt. Zasady zaliczenia: 19–20 punktów: 5, 17–18 punktów: 4 12 , 14–16 punktów: 4, 11–13 punktów: 3 12 , 8–10 punktów: 3. Mniej niż 8 punktów: 2</w:t>
+              <w:t>egzamin pisemny - test wyboru; ocena pracy podczas ćwiczenia</w:t>
             </w:r>
           </w:p>
         </w:tc>
@@ -4489,7 +4351,7 @@
                 <w:i w:val="0"/>
                 <w:sz w:val="22"/>
               </w:rPr>
-              <w:t>Ćwiczenia / Laboratorium/Lektorat:; rozwiązywanie zadań; Kryteria oceny; Zaliczenie ćwiczeń polega na zbieraniu punktów:; 50% możliwych punktów daje ocenę 3; 60% punktów daje ocenę 3½; 70% — ocenę 4; 80% — 4½; 90% i więcej — 5; Test wyboru, 20 pytań. Każda poprawna odpowiedź warta jest 1 punkt. Zasady zaliczenia: 19–20 punktów: 5, 17–18 punktów: 4 12 , 14–16 punktów: 4, 11–13 punktów: 3 12 , 8–10 punktów: 3. Mniej niż 8 punktów: 2</w:t>
+              <w:t>egzamin pisemny - test wyboru; ocena pracy podczas ćwiczenia</w:t>
             </w:r>
           </w:p>
         </w:tc>
@@ -4548,7 +4410,7 @@
                 <w:i w:val="0"/>
                 <w:sz w:val="22"/>
               </w:rPr>
-              <w:t>Ćwiczenia / Laboratorium/Lektorat:; rozwiązywanie zadań; Kryteria oceny; Zaliczenie ćwiczeń polega na zbieraniu punktów:; 50% możliwych punktów daje ocenę 3; 60% punktów daje ocenę 3½; 70% — ocenę 4; 80% — 4½; 90% i więcej — 5; Test wyboru, 20 pytań. Każda poprawna odpowiedź warta jest 1 punkt. Zasady zaliczenia: 19–20 punktów: 5, 17–18 punktów: 4 12 , 14–16 punktów: 4, 11–13 punktów: 3 12 , 8–10 punktów: 3. Mniej niż 8 punktów: 2</w:t>
+              <w:t>egzamin pisemny - test wyboru; ocena pracy podczas ćwiczenia</w:t>
             </w:r>
           </w:p>
         </w:tc>
@@ -4712,7 +4574,7 @@
                 <w:i w:val="0"/>
                 <w:sz w:val="22"/>
               </w:rPr>
-              <w:t>Ćwiczenia / Laboratorium/Lektorat:; rozwiązywanie zadań; Kryteria oceny; Zaliczenie ćwiczeń polega na zbieraniu punktów:; 50% możliwych punktów daje ocenę 3; 60% punktów daje ocenę 3½; 70% — ocenę 4; 80% — 4½; 90% i więcej — 5; Test wyboru, 20 pytań. Każda poprawna odpowiedź warta jest 1 punkt. Zasady zaliczenia: 19–20 punktów: 5, 17–18 punktów: 4 12 , 14–16 punktów: 4, 11–13 punktów: 3 12 , 8–10 punktów: 3. Mniej niż 8 punktów: 2</w:t>
+              <w:t>egzamin pisemny - test wyboru; ocena pracy podczas ćwiczenia</w:t>
             </w:r>
           </w:p>
         </w:tc>
@@ -4771,7 +4633,7 @@
                 <w:i w:val="0"/>
                 <w:sz w:val="22"/>
               </w:rPr>
-              <w:t>Ćwiczenia / Laboratorium/Lektorat:; rozwiązywanie zadań; Kryteria oceny; Zaliczenie ćwiczeń polega na zbieraniu punktów:; 50% możliwych punktów daje ocenę 3; 60% punktów daje ocenę 3½; 70% — ocenę 4; 80% — 4½; 90% i więcej — 5; Test wyboru, 20 pytań. Każda poprawna odpowiedź warta jest 1 punkt. Zasady zaliczenia: 19–20 punktów: 5, 17–18 punktów: 4 12 , 14–16 punktów: 4, 11–13 punktów: 3 12 , 8–10 punktów: 3. Mniej niż 8 punktów: 2</w:t>
+              <w:t>egzamin pisemny - test wyboru; ocena pracy podczas ćwiczenia</w:t>
             </w:r>
           </w:p>
         </w:tc>
@@ -4830,7 +4692,7 @@
                 <w:i w:val="0"/>
                 <w:sz w:val="22"/>
               </w:rPr>
-              <w:t>Ćwiczenia / Laboratorium/Lektorat:; rozwiązywanie zadań; Kryteria oceny; Zaliczenie ćwiczeń polega na zbieraniu punktów:; 50% możliwych punktów daje ocenę 3; 60% punktów daje ocenę 3½; 70% — ocenę 4; 80% — 4½; 90% i więcej — 5; Test wyboru, 20 pytań. Każda poprawna odpowiedź warta jest 1 punkt. Zasady zaliczenia: 19–20 punktów: 5, 17–18 punktów: 4 12 , 14–16 punktów: 4, 11–13 punktów: 3 12 , 8–10 punktów: 3. Mniej niż 8 punktów: 2</w:t>
+              <w:t>egzamin pisemny - test wyboru; ocena pracy podczas ćwiczenia</w:t>
             </w:r>
           </w:p>
         </w:tc>
@@ -4993,7 +4855,7 @@
                 <w:i w:val="0"/>
                 <w:sz w:val="22"/>
               </w:rPr>
-              <w:t>Ćwiczenia / Laboratorium/Lektorat:; rozwiązywanie zadań; Kryteria oceny; Zaliczenie ćwiczeń polega na zbieraniu punktów:; 50% możliwych punktów daje ocenę 3; 60% punktów daje ocenę 3½; 70% — ocenę 4; 80% — 4½; 90% i więcej — 5; Test wyboru, 20 pytań. Każda poprawna odpowiedź warta jest 1 punkt. Zasady zaliczenia: 19–20 punktów: 5, 17–18 punktów: 4 12 , 14–16 punktów: 4, 11–13 punktów: 3 12 , 8–10 punktów: 3. Mniej niż 8 punktów: 2</w:t>
+              <w:t>egzamin pisemny - test wyboru; ocena pracy podczas ćwiczenia</w:t>
             </w:r>
           </w:p>
         </w:tc>
@@ -5051,7 +4913,7 @@
                 <w:i w:val="0"/>
                 <w:sz w:val="22"/>
               </w:rPr>
-              <w:t>Ćwiczenia / Laboratorium/Lektorat:; rozwiązywanie zadań; Kryteria oceny; Zaliczenie ćwiczeń polega na zbieraniu punktów:; 50% możliwych punktów daje ocenę 3; 60% punktów daje ocenę 3½; 70% — ocenę 4; 80% — 4½; 90% i więcej — 5; Test wyboru, 20 pytań. Każda poprawna odpowiedź warta jest 1 punkt. Zasady zaliczenia: 19–20 punktów: 5, 17–18 punktów: 4 12 , 14–16 punktów: 4, 11–13 punktów: 3 12 , 8–10 punktów: 3. Mniej niż 8 punktów: 2</w:t>
+              <w:t>egzamin pisemny - test wyboru; ocena pracy podczas ćwiczenia</w:t>
             </w:r>
           </w:p>
         </w:tc>

--- a/public/assets/files/niestacjonarne/GRK.docx
+++ b/public/assets/files/niestacjonarne/GRK.docx
@@ -315,7 +315,7 @@
                 <w:i w:val="0"/>
                 <w:sz w:val="22"/>
               </w:rPr>
-              <w:t>5</w:t>
+              <w:t>4</w:t>
             </w:r>
           </w:p>
         </w:tc>
@@ -1092,7 +1092,7 @@
                 <w:i w:val="0"/>
                 <w:sz w:val="22"/>
               </w:rPr>
-              <w:t>93</w:t>
+              <w:t>88</w:t>
             </w:r>
           </w:p>
         </w:tc>
@@ -1112,7 +1112,7 @@
                 <w:i w:val="0"/>
                 <w:sz w:val="22"/>
               </w:rPr>
-              <w:t>3.7</w:t>
+              <w:t>3.5</w:t>
             </w:r>
           </w:p>
         </w:tc>

--- a/public/assets/files/niestacjonarne/GRK.docx
+++ b/public/assets/files/niestacjonarne/GRK.docx
@@ -1092,7 +1092,7 @@
                 <w:i w:val="0"/>
                 <w:sz w:val="22"/>
               </w:rPr>
-              <w:t>88</w:t>
+              <w:t>68</w:t>
             </w:r>
           </w:p>
         </w:tc>
@@ -1112,7 +1112,7 @@
                 <w:i w:val="0"/>
                 <w:sz w:val="22"/>
               </w:rPr>
-              <w:t>3.5</w:t>
+              <w:t>2.7</w:t>
             </w:r>
           </w:p>
         </w:tc>

--- a/public/assets/files/niestacjonarne/GRK.docx
+++ b/public/assets/files/niestacjonarne/GRK.docx
@@ -4254,7 +4254,7 @@
                 <w:i w:val="0"/>
                 <w:sz w:val="22"/>
               </w:rPr>
-              <w:t>K_W04</w:t>
+              <w:t>K_W11</w:t>
             </w:r>
           </w:p>
         </w:tc>
@@ -4292,7 +4292,7 @@
                 <w:i w:val="0"/>
                 <w:sz w:val="22"/>
               </w:rPr>
-              <w:t>egzamin pisemny - test wyboru; ocena pracy podczas ćwiczenia</w:t>
+              <w:t>egzamin pisemny - test wyboru</w:t>
             </w:r>
           </w:p>
         </w:tc>
@@ -4313,7 +4313,7 @@
                 <w:i w:val="0"/>
                 <w:sz w:val="22"/>
               </w:rPr>
-              <w:t>K_W05</w:t>
+              <w:t>K_W11</w:t>
             </w:r>
           </w:p>
         </w:tc>
@@ -4351,7 +4351,7 @@
                 <w:i w:val="0"/>
                 <w:sz w:val="22"/>
               </w:rPr>
-              <w:t>egzamin pisemny - test wyboru; ocena pracy podczas ćwiczenia</w:t>
+              <w:t>egzamin pisemny - test wyboru</w:t>
             </w:r>
           </w:p>
         </w:tc>
@@ -4410,7 +4410,7 @@
                 <w:i w:val="0"/>
                 <w:sz w:val="22"/>
               </w:rPr>
-              <w:t>egzamin pisemny - test wyboru; ocena pracy podczas ćwiczenia</w:t>
+              <w:t>egzamin pisemny - test wyboru</w:t>
             </w:r>
           </w:p>
         </w:tc>
@@ -4574,7 +4574,7 @@
                 <w:i w:val="0"/>
                 <w:sz w:val="22"/>
               </w:rPr>
-              <w:t>egzamin pisemny - test wyboru; ocena pracy podczas ćwiczenia</w:t>
+              <w:t>ocena pracy podczas ćwiczenia</w:t>
             </w:r>
           </w:p>
         </w:tc>
@@ -4595,7 +4595,7 @@
                 <w:i w:val="0"/>
                 <w:sz w:val="22"/>
               </w:rPr>
-              <w:t>K_U11</w:t>
+              <w:t>K_U17</w:t>
             </w:r>
           </w:p>
         </w:tc>
@@ -4633,7 +4633,7 @@
                 <w:i w:val="0"/>
                 <w:sz w:val="22"/>
               </w:rPr>
-              <w:t>egzamin pisemny - test wyboru; ocena pracy podczas ćwiczenia</w:t>
+              <w:t>ocena pracy podczas ćwiczenia</w:t>
             </w:r>
           </w:p>
         </w:tc>
@@ -4692,7 +4692,7 @@
                 <w:i w:val="0"/>
                 <w:sz w:val="22"/>
               </w:rPr>
-              <w:t>egzamin pisemny - test wyboru; ocena pracy podczas ćwiczenia</w:t>
+              <w:t>ocena pracy podczas ćwiczenia</w:t>
             </w:r>
           </w:p>
         </w:tc>
@@ -4818,6 +4818,7 @@
                 <w:i w:val="0"/>
                 <w:sz w:val="22"/>
               </w:rPr>
+              <w:t>K_K03</w:t>
             </w:r>
           </w:p>
         </w:tc>
@@ -4855,7 +4856,7 @@
                 <w:i w:val="0"/>
                 <w:sz w:val="22"/>
               </w:rPr>
-              <w:t>egzamin pisemny - test wyboru; ocena pracy podczas ćwiczenia</w:t>
+              <w:t>ocena pracy podczas ćwiczenia</w:t>
             </w:r>
           </w:p>
         </w:tc>
@@ -4876,6 +4877,7 @@
                 <w:i w:val="0"/>
                 <w:sz w:val="22"/>
               </w:rPr>
+              <w:t>K_K05</w:t>
             </w:r>
           </w:p>
         </w:tc>
@@ -4913,7 +4915,7 @@
                 <w:i w:val="0"/>
                 <w:sz w:val="22"/>
               </w:rPr>
-              <w:t>egzamin pisemny - test wyboru; ocena pracy podczas ćwiczenia</w:t>
+              <w:t>ocena pracy podczas ćwiczenia</w:t>
             </w:r>
           </w:p>
         </w:tc>

--- a/public/assets/files/niestacjonarne/GRK.docx
+++ b/public/assets/files/niestacjonarne/GRK.docx
@@ -1935,14 +1935,13 @@
       </w:tblPr>
       <w:tblGrid>
         <w:gridCol w:w="680"/>
-        <w:gridCol w:w="4536"/>
-        <w:gridCol w:w="4252"/>
+        <w:gridCol w:w="8788"/>
       </w:tblGrid>
       <w:tr>
         <w:tc>
           <w:tcPr>
             <w:tcW w:type="dxa" w:w="9468"/>
-            <w:gridSpan w:val="3"/>
+            <w:gridSpan w:val="2"/>
             <w:shd w:val="clear" w:color="auto" w:fill="D9D9D9"/>
           </w:tcPr>
           <w:p>
@@ -1984,7 +1983,7 @@
         </w:tc>
         <w:tc>
           <w:tcPr>
-            <w:tcW w:type="dxa" w:w="4536"/>
+            <w:tcW w:type="dxa" w:w="8788"/>
             <w:shd w:val="clear" w:color="auto" w:fill="D9D9D9"/>
           </w:tcPr>
           <w:p>
@@ -1998,27 +1997,7 @@
                 <w:i w:val="0"/>
                 <w:sz w:val="16"/>
               </w:rPr>
-              <w:t>Wykład</w:t>
-            </w:r>
-          </w:p>
-        </w:tc>
-        <w:tc>
-          <w:tcPr>
-            <w:tcW w:type="dxa" w:w="4252"/>
-            <w:shd w:val="clear" w:color="auto" w:fill="D9D9D9"/>
-          </w:tcPr>
-          <w:p>
-            <w:pPr>
-              <w:spacing w:before="20" w:after="20"/>
-            </w:pPr>
-            <w:r>
-              <w:rPr>
-                <w:rFonts w:ascii="Aptos" w:hAnsi="Aptos"/>
-                <w:b/>
-                <w:i w:val="0"/>
-                <w:sz w:val="16"/>
-              </w:rPr>
-              <w:t>Ćwiczenia / Laboratorium / Pracownia</w:t>
+              <w:t>Treści programowe</w:t>
             </w:r>
           </w:p>
         </w:tc>
@@ -2045,7 +2024,7 @@
         </w:tc>
         <w:tc>
           <w:tcPr>
-            <w:tcW w:type="dxa" w:w="4536"/>
+            <w:tcW w:type="dxa" w:w="8788"/>
           </w:tcPr>
           <w:p>
             <w:pPr>
@@ -2059,24 +2038,6 @@
                 <w:sz w:val="22"/>
               </w:rPr>
               <w:t>Wykład:</w:t>
-            </w:r>
-          </w:p>
-        </w:tc>
-        <w:tc>
-          <w:tcPr>
-            <w:tcW w:type="dxa" w:w="4252"/>
-          </w:tcPr>
-          <w:p>
-            <w:pPr>
-              <w:spacing w:before="20" w:after="20"/>
-            </w:pPr>
-            <w:r>
-              <w:rPr>
-                <w:rFonts w:ascii="Aptos" w:hAnsi="Aptos"/>
-                <w:b w:val="0"/>
-                <w:i w:val="0"/>
-                <w:sz w:val="22"/>
-              </w:rPr>
             </w:r>
           </w:p>
         </w:tc>
@@ -2103,7 +2064,7 @@
         </w:tc>
         <w:tc>
           <w:tcPr>
-            <w:tcW w:type="dxa" w:w="4536"/>
+            <w:tcW w:type="dxa" w:w="8788"/>
           </w:tcPr>
           <w:p>
             <w:pPr>
@@ -2117,24 +2078,6 @@
                 <w:sz w:val="22"/>
               </w:rPr>
               <w:t>Percepcja wizualna i modele barw</w:t>
-            </w:r>
-          </w:p>
-        </w:tc>
-        <w:tc>
-          <w:tcPr>
-            <w:tcW w:type="dxa" w:w="4252"/>
-          </w:tcPr>
-          <w:p>
-            <w:pPr>
-              <w:spacing w:before="20" w:after="20"/>
-            </w:pPr>
-            <w:r>
-              <w:rPr>
-                <w:rFonts w:ascii="Aptos" w:hAnsi="Aptos"/>
-                <w:b w:val="0"/>
-                <w:i w:val="0"/>
-                <w:sz w:val="22"/>
-              </w:rPr>
             </w:r>
           </w:p>
         </w:tc>
@@ -2161,7 +2104,7 @@
         </w:tc>
         <w:tc>
           <w:tcPr>
-            <w:tcW w:type="dxa" w:w="4536"/>
+            <w:tcW w:type="dxa" w:w="8788"/>
           </w:tcPr>
           <w:p>
             <w:pPr>
@@ -2175,24 +2118,6 @@
                 <w:sz w:val="22"/>
               </w:rPr>
               <w:t>Algorytmy rastrowe</w:t>
-            </w:r>
-          </w:p>
-        </w:tc>
-        <w:tc>
-          <w:tcPr>
-            <w:tcW w:type="dxa" w:w="4252"/>
-          </w:tcPr>
-          <w:p>
-            <w:pPr>
-              <w:spacing w:before="20" w:after="20"/>
-            </w:pPr>
-            <w:r>
-              <w:rPr>
-                <w:rFonts w:ascii="Aptos" w:hAnsi="Aptos"/>
-                <w:b w:val="0"/>
-                <w:i w:val="0"/>
-                <w:sz w:val="22"/>
-              </w:rPr>
             </w:r>
           </w:p>
         </w:tc>
@@ -2219,7 +2144,7 @@
         </w:tc>
         <w:tc>
           <w:tcPr>
-            <w:tcW w:type="dxa" w:w="4536"/>
+            <w:tcW w:type="dxa" w:w="8788"/>
           </w:tcPr>
           <w:p>
             <w:pPr>
@@ -2233,24 +2158,6 @@
                 <w:sz w:val="22"/>
               </w:rPr>
               <w:t>Formaty plików graficznych i kompresja obrazów</w:t>
-            </w:r>
-          </w:p>
-        </w:tc>
-        <w:tc>
-          <w:tcPr>
-            <w:tcW w:type="dxa" w:w="4252"/>
-          </w:tcPr>
-          <w:p>
-            <w:pPr>
-              <w:spacing w:before="20" w:after="20"/>
-            </w:pPr>
-            <w:r>
-              <w:rPr>
-                <w:rFonts w:ascii="Aptos" w:hAnsi="Aptos"/>
-                <w:b w:val="0"/>
-                <w:i w:val="0"/>
-                <w:sz w:val="22"/>
-              </w:rPr>
             </w:r>
           </w:p>
         </w:tc>
@@ -2277,7 +2184,7 @@
         </w:tc>
         <w:tc>
           <w:tcPr>
-            <w:tcW w:type="dxa" w:w="4536"/>
+            <w:tcW w:type="dxa" w:w="8788"/>
           </w:tcPr>
           <w:p>
             <w:pPr>
@@ -2291,24 +2198,6 @@
                 <w:sz w:val="22"/>
               </w:rPr>
               <w:t>Biblioteka LibPNG. Wizualizacja danych</w:t>
-            </w:r>
-          </w:p>
-        </w:tc>
-        <w:tc>
-          <w:tcPr>
-            <w:tcW w:type="dxa" w:w="4252"/>
-          </w:tcPr>
-          <w:p>
-            <w:pPr>
-              <w:spacing w:before="20" w:after="20"/>
-            </w:pPr>
-            <w:r>
-              <w:rPr>
-                <w:rFonts w:ascii="Aptos" w:hAnsi="Aptos"/>
-                <w:b w:val="0"/>
-                <w:i w:val="0"/>
-                <w:sz w:val="22"/>
-              </w:rPr>
             </w:r>
           </w:p>
         </w:tc>
@@ -2335,7 +2224,7 @@
         </w:tc>
         <w:tc>
           <w:tcPr>
-            <w:tcW w:type="dxa" w:w="4536"/>
+            <w:tcW w:type="dxa" w:w="8788"/>
           </w:tcPr>
           <w:p>
             <w:pPr>
@@ -2349,24 +2238,6 @@
                 <w:sz w:val="22"/>
               </w:rPr>
               <w:t>Biblioteka Jpeglib.</w:t>
-            </w:r>
-          </w:p>
-        </w:tc>
-        <w:tc>
-          <w:tcPr>
-            <w:tcW w:type="dxa" w:w="4252"/>
-          </w:tcPr>
-          <w:p>
-            <w:pPr>
-              <w:spacing w:before="20" w:after="20"/>
-            </w:pPr>
-            <w:r>
-              <w:rPr>
-                <w:rFonts w:ascii="Aptos" w:hAnsi="Aptos"/>
-                <w:b w:val="0"/>
-                <w:i w:val="0"/>
-                <w:sz w:val="22"/>
-              </w:rPr>
             </w:r>
           </w:p>
         </w:tc>
@@ -2393,7 +2264,7 @@
         </w:tc>
         <w:tc>
           <w:tcPr>
-            <w:tcW w:type="dxa" w:w="4536"/>
+            <w:tcW w:type="dxa" w:w="8788"/>
           </w:tcPr>
           <w:p>
             <w:pPr>
@@ -2407,24 +2278,6 @@
                 <w:sz w:val="22"/>
               </w:rPr>
               <w:t>Geometria Liniowa 3W</w:t>
-            </w:r>
-          </w:p>
-        </w:tc>
-        <w:tc>
-          <w:tcPr>
-            <w:tcW w:type="dxa" w:w="4252"/>
-          </w:tcPr>
-          <w:p>
-            <w:pPr>
-              <w:spacing w:before="20" w:after="20"/>
-            </w:pPr>
-            <w:r>
-              <w:rPr>
-                <w:rFonts w:ascii="Aptos" w:hAnsi="Aptos"/>
-                <w:b w:val="0"/>
-                <w:i w:val="0"/>
-                <w:sz w:val="22"/>
-              </w:rPr>
             </w:r>
           </w:p>
         </w:tc>
@@ -2451,7 +2304,7 @@
         </w:tc>
         <w:tc>
           <w:tcPr>
-            <w:tcW w:type="dxa" w:w="4536"/>
+            <w:tcW w:type="dxa" w:w="8788"/>
           </w:tcPr>
           <w:p>
             <w:pPr>
@@ -2465,24 +2318,6 @@
                 <w:sz w:val="22"/>
               </w:rPr>
               <w:t>Geometria Afiniczna 3W.</w:t>
-            </w:r>
-          </w:p>
-        </w:tc>
-        <w:tc>
-          <w:tcPr>
-            <w:tcW w:type="dxa" w:w="4252"/>
-          </w:tcPr>
-          <w:p>
-            <w:pPr>
-              <w:spacing w:before="20" w:after="20"/>
-            </w:pPr>
-            <w:r>
-              <w:rPr>
-                <w:rFonts w:ascii="Aptos" w:hAnsi="Aptos"/>
-                <w:b w:val="0"/>
-                <w:i w:val="0"/>
-                <w:sz w:val="22"/>
-              </w:rPr>
             </w:r>
           </w:p>
         </w:tc>
@@ -2509,7 +2344,7 @@
         </w:tc>
         <w:tc>
           <w:tcPr>
-            <w:tcW w:type="dxa" w:w="4536"/>
+            <w:tcW w:type="dxa" w:w="8788"/>
           </w:tcPr>
           <w:p>
             <w:pPr>
@@ -2523,24 +2358,6 @@
                 <w:sz w:val="22"/>
               </w:rPr>
               <w:t>Rzutowanie</w:t>
-            </w:r>
-          </w:p>
-        </w:tc>
-        <w:tc>
-          <w:tcPr>
-            <w:tcW w:type="dxa" w:w="4252"/>
-          </w:tcPr>
-          <w:p>
-            <w:pPr>
-              <w:spacing w:before="20" w:after="20"/>
-            </w:pPr>
-            <w:r>
-              <w:rPr>
-                <w:rFonts w:ascii="Aptos" w:hAnsi="Aptos"/>
-                <w:b w:val="0"/>
-                <w:i w:val="0"/>
-                <w:sz w:val="22"/>
-              </w:rPr>
             </w:r>
           </w:p>
         </w:tc>
@@ -2567,7 +2384,7 @@
         </w:tc>
         <w:tc>
           <w:tcPr>
-            <w:tcW w:type="dxa" w:w="4536"/>
+            <w:tcW w:type="dxa" w:w="8788"/>
           </w:tcPr>
           <w:p>
             <w:pPr>
@@ -2581,24 +2398,6 @@
                 <w:sz w:val="22"/>
               </w:rPr>
               <w:t>Podstawy oświetlenia</w:t>
-            </w:r>
-          </w:p>
-        </w:tc>
-        <w:tc>
-          <w:tcPr>
-            <w:tcW w:type="dxa" w:w="4252"/>
-          </w:tcPr>
-          <w:p>
-            <w:pPr>
-              <w:spacing w:before="20" w:after="20"/>
-            </w:pPr>
-            <w:r>
-              <w:rPr>
-                <w:rFonts w:ascii="Aptos" w:hAnsi="Aptos"/>
-                <w:b w:val="0"/>
-                <w:i w:val="0"/>
-                <w:sz w:val="22"/>
-              </w:rPr>
             </w:r>
           </w:p>
         </w:tc>
@@ -2625,7 +2424,7 @@
         </w:tc>
         <w:tc>
           <w:tcPr>
-            <w:tcW w:type="dxa" w:w="4536"/>
+            <w:tcW w:type="dxa" w:w="8788"/>
           </w:tcPr>
           <w:p>
             <w:pPr>
@@ -2639,24 +2438,6 @@
                 <w:sz w:val="22"/>
               </w:rPr>
               <w:t>Podstawy teksturowania</w:t>
-            </w:r>
-          </w:p>
-        </w:tc>
-        <w:tc>
-          <w:tcPr>
-            <w:tcW w:type="dxa" w:w="4252"/>
-          </w:tcPr>
-          <w:p>
-            <w:pPr>
-              <w:spacing w:before="20" w:after="20"/>
-            </w:pPr>
-            <w:r>
-              <w:rPr>
-                <w:rFonts w:ascii="Aptos" w:hAnsi="Aptos"/>
-                <w:b w:val="0"/>
-                <w:i w:val="0"/>
-                <w:sz w:val="22"/>
-              </w:rPr>
             </w:r>
           </w:p>
         </w:tc>
@@ -2683,7 +2464,7 @@
         </w:tc>
         <w:tc>
           <w:tcPr>
-            <w:tcW w:type="dxa" w:w="4536"/>
+            <w:tcW w:type="dxa" w:w="8788"/>
           </w:tcPr>
           <w:p>
             <w:pPr>
@@ -2697,24 +2478,6 @@
                 <w:sz w:val="22"/>
               </w:rPr>
               <w:t>Podstawy OpenGL i GLSL</w:t>
-            </w:r>
-          </w:p>
-        </w:tc>
-        <w:tc>
-          <w:tcPr>
-            <w:tcW w:type="dxa" w:w="4252"/>
-          </w:tcPr>
-          <w:p>
-            <w:pPr>
-              <w:spacing w:before="20" w:after="20"/>
-            </w:pPr>
-            <w:r>
-              <w:rPr>
-                <w:rFonts w:ascii="Aptos" w:hAnsi="Aptos"/>
-                <w:b w:val="0"/>
-                <w:i w:val="0"/>
-                <w:sz w:val="22"/>
-              </w:rPr>
             </w:r>
           </w:p>
         </w:tc>
@@ -2741,7 +2504,7 @@
         </w:tc>
         <w:tc>
           <w:tcPr>
-            <w:tcW w:type="dxa" w:w="4536"/>
+            <w:tcW w:type="dxa" w:w="8788"/>
           </w:tcPr>
           <w:p>
             <w:pPr>
@@ -2755,24 +2518,6 @@
                 <w:sz w:val="22"/>
               </w:rPr>
               <w:t>Transformacje w OpenGL</w:t>
-            </w:r>
-          </w:p>
-        </w:tc>
-        <w:tc>
-          <w:tcPr>
-            <w:tcW w:type="dxa" w:w="4252"/>
-          </w:tcPr>
-          <w:p>
-            <w:pPr>
-              <w:spacing w:before="20" w:after="20"/>
-            </w:pPr>
-            <w:r>
-              <w:rPr>
-                <w:rFonts w:ascii="Aptos" w:hAnsi="Aptos"/>
-                <w:b w:val="0"/>
-                <w:i w:val="0"/>
-                <w:sz w:val="22"/>
-              </w:rPr>
             </w:r>
           </w:p>
         </w:tc>
@@ -2799,7 +2544,7 @@
         </w:tc>
         <w:tc>
           <w:tcPr>
-            <w:tcW w:type="dxa" w:w="4536"/>
+            <w:tcW w:type="dxa" w:w="8788"/>
           </w:tcPr>
           <w:p>
             <w:pPr>
@@ -2813,24 +2558,6 @@
                 <w:sz w:val="22"/>
               </w:rPr>
               <w:t>Podstawy teksturowania w OpenGL,</w:t>
-            </w:r>
-          </w:p>
-        </w:tc>
-        <w:tc>
-          <w:tcPr>
-            <w:tcW w:type="dxa" w:w="4252"/>
-          </w:tcPr>
-          <w:p>
-            <w:pPr>
-              <w:spacing w:before="20" w:after="20"/>
-            </w:pPr>
-            <w:r>
-              <w:rPr>
-                <w:rFonts w:ascii="Aptos" w:hAnsi="Aptos"/>
-                <w:b w:val="0"/>
-                <w:i w:val="0"/>
-                <w:sz w:val="22"/>
-              </w:rPr>
             </w:r>
           </w:p>
         </w:tc>
@@ -2857,7 +2584,7 @@
         </w:tc>
         <w:tc>
           <w:tcPr>
-            <w:tcW w:type="dxa" w:w="4536"/>
+            <w:tcW w:type="dxa" w:w="8788"/>
           </w:tcPr>
           <w:p>
             <w:pPr>
@@ -2871,24 +2598,6 @@
                 <w:sz w:val="22"/>
               </w:rPr>
               <w:t>Podstawy Krzywych i powierzchni Béziera</w:t>
-            </w:r>
-          </w:p>
-        </w:tc>
-        <w:tc>
-          <w:tcPr>
-            <w:tcW w:type="dxa" w:w="4252"/>
-          </w:tcPr>
-          <w:p>
-            <w:pPr>
-              <w:spacing w:before="20" w:after="20"/>
-            </w:pPr>
-            <w:r>
-              <w:rPr>
-                <w:rFonts w:ascii="Aptos" w:hAnsi="Aptos"/>
-                <w:b w:val="0"/>
-                <w:i w:val="0"/>
-                <w:sz w:val="22"/>
-              </w:rPr>
             </w:r>
           </w:p>
         </w:tc>
@@ -2915,7 +2624,7 @@
         </w:tc>
         <w:tc>
           <w:tcPr>
-            <w:tcW w:type="dxa" w:w="4536"/>
+            <w:tcW w:type="dxa" w:w="8788"/>
           </w:tcPr>
           <w:p>
             <w:pPr>
@@ -2929,24 +2638,6 @@
                 <w:sz w:val="22"/>
               </w:rPr>
               <w:t>Metoda śledzenia promieni</w:t>
-            </w:r>
-          </w:p>
-        </w:tc>
-        <w:tc>
-          <w:tcPr>
-            <w:tcW w:type="dxa" w:w="4252"/>
-          </w:tcPr>
-          <w:p>
-            <w:pPr>
-              <w:spacing w:before="20" w:after="20"/>
-            </w:pPr>
-            <w:r>
-              <w:rPr>
-                <w:rFonts w:ascii="Aptos" w:hAnsi="Aptos"/>
-                <w:b w:val="0"/>
-                <w:i w:val="0"/>
-                <w:sz w:val="22"/>
-              </w:rPr>
             </w:r>
           </w:p>
         </w:tc>
@@ -2973,7 +2664,7 @@
         </w:tc>
         <w:tc>
           <w:tcPr>
-            <w:tcW w:type="dxa" w:w="4536"/>
+            <w:tcW w:type="dxa" w:w="8788"/>
           </w:tcPr>
           <w:p>
             <w:pPr>
@@ -2987,24 +2678,6 @@
                 <w:sz w:val="22"/>
               </w:rPr>
               <w:t>Ćwiczenia:</w:t>
-            </w:r>
-          </w:p>
-        </w:tc>
-        <w:tc>
-          <w:tcPr>
-            <w:tcW w:type="dxa" w:w="4252"/>
-          </w:tcPr>
-          <w:p>
-            <w:pPr>
-              <w:spacing w:before="20" w:after="20"/>
-            </w:pPr>
-            <w:r>
-              <w:rPr>
-                <w:rFonts w:ascii="Aptos" w:hAnsi="Aptos"/>
-                <w:b w:val="0"/>
-                <w:i w:val="0"/>
-                <w:sz w:val="22"/>
-              </w:rPr>
             </w:r>
           </w:p>
         </w:tc>
@@ -3031,7 +2704,7 @@
         </w:tc>
         <w:tc>
           <w:tcPr>
-            <w:tcW w:type="dxa" w:w="4536"/>
+            <w:tcW w:type="dxa" w:w="8788"/>
           </w:tcPr>
           <w:p>
             <w:pPr>
@@ -3045,24 +2718,6 @@
                 <w:sz w:val="22"/>
               </w:rPr>
               <w:t>Podstawy Blendera</w:t>
-            </w:r>
-          </w:p>
-        </w:tc>
-        <w:tc>
-          <w:tcPr>
-            <w:tcW w:type="dxa" w:w="4252"/>
-          </w:tcPr>
-          <w:p>
-            <w:pPr>
-              <w:spacing w:before="20" w:after="20"/>
-            </w:pPr>
-            <w:r>
-              <w:rPr>
-                <w:rFonts w:ascii="Aptos" w:hAnsi="Aptos"/>
-                <w:b w:val="0"/>
-                <w:i w:val="0"/>
-                <w:sz w:val="22"/>
-              </w:rPr>
             </w:r>
           </w:p>
         </w:tc>
@@ -3089,7 +2744,7 @@
         </w:tc>
         <w:tc>
           <w:tcPr>
-            <w:tcW w:type="dxa" w:w="4536"/>
+            <w:tcW w:type="dxa" w:w="8788"/>
           </w:tcPr>
           <w:p>
             <w:pPr>
@@ -3103,24 +2758,6 @@
                 <w:sz w:val="22"/>
               </w:rPr>
               <w:t>Podstawy edycji masha.</w:t>
-            </w:r>
-          </w:p>
-        </w:tc>
-        <w:tc>
-          <w:tcPr>
-            <w:tcW w:type="dxa" w:w="4252"/>
-          </w:tcPr>
-          <w:p>
-            <w:pPr>
-              <w:spacing w:before="20" w:after="20"/>
-            </w:pPr>
-            <w:r>
-              <w:rPr>
-                <w:rFonts w:ascii="Aptos" w:hAnsi="Aptos"/>
-                <w:b w:val="0"/>
-                <w:i w:val="0"/>
-                <w:sz w:val="22"/>
-              </w:rPr>
             </w:r>
           </w:p>
         </w:tc>
@@ -3147,7 +2784,7 @@
         </w:tc>
         <w:tc>
           <w:tcPr>
-            <w:tcW w:type="dxa" w:w="4536"/>
+            <w:tcW w:type="dxa" w:w="8788"/>
           </w:tcPr>
           <w:p>
             <w:pPr>
@@ -3161,24 +2798,6 @@
                 <w:sz w:val="22"/>
               </w:rPr>
               <w:t>Materiały i tekstury</w:t>
-            </w:r>
-          </w:p>
-        </w:tc>
-        <w:tc>
-          <w:tcPr>
-            <w:tcW w:type="dxa" w:w="4252"/>
-          </w:tcPr>
-          <w:p>
-            <w:pPr>
-              <w:spacing w:before="20" w:after="20"/>
-            </w:pPr>
-            <w:r>
-              <w:rPr>
-                <w:rFonts w:ascii="Aptos" w:hAnsi="Aptos"/>
-                <w:b w:val="0"/>
-                <w:i w:val="0"/>
-                <w:sz w:val="22"/>
-              </w:rPr>
             </w:r>
           </w:p>
         </w:tc>
@@ -3205,7 +2824,7 @@
         </w:tc>
         <w:tc>
           <w:tcPr>
-            <w:tcW w:type="dxa" w:w="4536"/>
+            <w:tcW w:type="dxa" w:w="8788"/>
           </w:tcPr>
           <w:p>
             <w:pPr>
@@ -3219,24 +2838,6 @@
                 <w:sz w:val="22"/>
               </w:rPr>
               <w:t>Ustawienia środowiska</w:t>
-            </w:r>
-          </w:p>
-        </w:tc>
-        <w:tc>
-          <w:tcPr>
-            <w:tcW w:type="dxa" w:w="4252"/>
-          </w:tcPr>
-          <w:p>
-            <w:pPr>
-              <w:spacing w:before="20" w:after="20"/>
-            </w:pPr>
-            <w:r>
-              <w:rPr>
-                <w:rFonts w:ascii="Aptos" w:hAnsi="Aptos"/>
-                <w:b w:val="0"/>
-                <w:i w:val="0"/>
-                <w:sz w:val="22"/>
-              </w:rPr>
             </w:r>
           </w:p>
         </w:tc>
@@ -3263,7 +2864,7 @@
         </w:tc>
         <w:tc>
           <w:tcPr>
-            <w:tcW w:type="dxa" w:w="4536"/>
+            <w:tcW w:type="dxa" w:w="8788"/>
           </w:tcPr>
           <w:p>
             <w:pPr>
@@ -3277,24 +2878,6 @@
                 <w:sz w:val="22"/>
               </w:rPr>
               <w:t>Podstawy Animacji. System cząstek</w:t>
-            </w:r>
-          </w:p>
-        </w:tc>
-        <w:tc>
-          <w:tcPr>
-            <w:tcW w:type="dxa" w:w="4252"/>
-          </w:tcPr>
-          <w:p>
-            <w:pPr>
-              <w:spacing w:before="20" w:after="20"/>
-            </w:pPr>
-            <w:r>
-              <w:rPr>
-                <w:rFonts w:ascii="Aptos" w:hAnsi="Aptos"/>
-                <w:b w:val="0"/>
-                <w:i w:val="0"/>
-                <w:sz w:val="22"/>
-              </w:rPr>
             </w:r>
           </w:p>
         </w:tc>
@@ -3321,7 +2904,7 @@
         </w:tc>
         <w:tc>
           <w:tcPr>
-            <w:tcW w:type="dxa" w:w="4536"/>
+            <w:tcW w:type="dxa" w:w="8788"/>
           </w:tcPr>
           <w:p>
             <w:pPr>
@@ -3335,24 +2918,6 @@
                 <w:sz w:val="22"/>
               </w:rPr>
               <w:t>Postprocessing</w:t>
-            </w:r>
-          </w:p>
-        </w:tc>
-        <w:tc>
-          <w:tcPr>
-            <w:tcW w:type="dxa" w:w="4252"/>
-          </w:tcPr>
-          <w:p>
-            <w:pPr>
-              <w:spacing w:before="20" w:after="20"/>
-            </w:pPr>
-            <w:r>
-              <w:rPr>
-                <w:rFonts w:ascii="Aptos" w:hAnsi="Aptos"/>
-                <w:b w:val="0"/>
-                <w:i w:val="0"/>
-                <w:sz w:val="22"/>
-              </w:rPr>
             </w:r>
           </w:p>
         </w:tc>
@@ -3379,7 +2944,7 @@
         </w:tc>
         <w:tc>
           <w:tcPr>
-            <w:tcW w:type="dxa" w:w="4536"/>
+            <w:tcW w:type="dxa" w:w="8788"/>
           </w:tcPr>
           <w:p>
             <w:pPr>
@@ -3393,24 +2958,6 @@
                 <w:sz w:val="22"/>
               </w:rPr>
               <w:t>Format svg.</w:t>
-            </w:r>
-          </w:p>
-        </w:tc>
-        <w:tc>
-          <w:tcPr>
-            <w:tcW w:type="dxa" w:w="4252"/>
-          </w:tcPr>
-          <w:p>
-            <w:pPr>
-              <w:spacing w:before="20" w:after="20"/>
-            </w:pPr>
-            <w:r>
-              <w:rPr>
-                <w:rFonts w:ascii="Aptos" w:hAnsi="Aptos"/>
-                <w:b w:val="0"/>
-                <w:i w:val="0"/>
-                <w:sz w:val="22"/>
-              </w:rPr>
             </w:r>
           </w:p>
         </w:tc>
@@ -3437,7 +2984,7 @@
         </w:tc>
         <w:tc>
           <w:tcPr>
-            <w:tcW w:type="dxa" w:w="4536"/>
+            <w:tcW w:type="dxa" w:w="8788"/>
           </w:tcPr>
           <w:p>
             <w:pPr>
@@ -3451,24 +2998,6 @@
                 <w:sz w:val="22"/>
               </w:rPr>
               <w:t>Algorytmy rastrowe.</w:t>
-            </w:r>
-          </w:p>
-        </w:tc>
-        <w:tc>
-          <w:tcPr>
-            <w:tcW w:type="dxa" w:w="4252"/>
-          </w:tcPr>
-          <w:p>
-            <w:pPr>
-              <w:spacing w:before="20" w:after="20"/>
-            </w:pPr>
-            <w:r>
-              <w:rPr>
-                <w:rFonts w:ascii="Aptos" w:hAnsi="Aptos"/>
-                <w:b w:val="0"/>
-                <w:i w:val="0"/>
-                <w:sz w:val="22"/>
-              </w:rPr>
             </w:r>
           </w:p>
         </w:tc>
@@ -3495,7 +3024,7 @@
         </w:tc>
         <w:tc>
           <w:tcPr>
-            <w:tcW w:type="dxa" w:w="4536"/>
+            <w:tcW w:type="dxa" w:w="8788"/>
           </w:tcPr>
           <w:p>
             <w:pPr>
@@ -3509,24 +3038,6 @@
                 <w:sz w:val="22"/>
               </w:rPr>
               <w:t>Filtry punktowe</w:t>
-            </w:r>
-          </w:p>
-        </w:tc>
-        <w:tc>
-          <w:tcPr>
-            <w:tcW w:type="dxa" w:w="4252"/>
-          </w:tcPr>
-          <w:p>
-            <w:pPr>
-              <w:spacing w:before="20" w:after="20"/>
-            </w:pPr>
-            <w:r>
-              <w:rPr>
-                <w:rFonts w:ascii="Aptos" w:hAnsi="Aptos"/>
-                <w:b w:val="0"/>
-                <w:i w:val="0"/>
-                <w:sz w:val="22"/>
-              </w:rPr>
             </w:r>
           </w:p>
         </w:tc>
@@ -3553,7 +3064,7 @@
         </w:tc>
         <w:tc>
           <w:tcPr>
-            <w:tcW w:type="dxa" w:w="4536"/>
+            <w:tcW w:type="dxa" w:w="8788"/>
           </w:tcPr>
           <w:p>
             <w:pPr>
@@ -3567,24 +3078,6 @@
                 <w:sz w:val="22"/>
               </w:rPr>
               <w:t>Geometryczne przekształcenie obrazów</w:t>
-            </w:r>
-          </w:p>
-        </w:tc>
-        <w:tc>
-          <w:tcPr>
-            <w:tcW w:type="dxa" w:w="4252"/>
-          </w:tcPr>
-          <w:p>
-            <w:pPr>
-              <w:spacing w:before="20" w:after="20"/>
-            </w:pPr>
-            <w:r>
-              <w:rPr>
-                <w:rFonts w:ascii="Aptos" w:hAnsi="Aptos"/>
-                <w:b w:val="0"/>
-                <w:i w:val="0"/>
-                <w:sz w:val="22"/>
-              </w:rPr>
             </w:r>
           </w:p>
         </w:tc>
@@ -3611,7 +3104,7 @@
         </w:tc>
         <w:tc>
           <w:tcPr>
-            <w:tcW w:type="dxa" w:w="4536"/>
+            <w:tcW w:type="dxa" w:w="8788"/>
           </w:tcPr>
           <w:p>
             <w:pPr>
@@ -3625,24 +3118,6 @@
                 <w:sz w:val="22"/>
               </w:rPr>
               <w:t>Podstawy OpenGL</w:t>
-            </w:r>
-          </w:p>
-        </w:tc>
-        <w:tc>
-          <w:tcPr>
-            <w:tcW w:type="dxa" w:w="4252"/>
-          </w:tcPr>
-          <w:p>
-            <w:pPr>
-              <w:spacing w:before="20" w:after="20"/>
-            </w:pPr>
-            <w:r>
-              <w:rPr>
-                <w:rFonts w:ascii="Aptos" w:hAnsi="Aptos"/>
-                <w:b w:val="0"/>
-                <w:i w:val="0"/>
-                <w:sz w:val="22"/>
-              </w:rPr>
             </w:r>
           </w:p>
         </w:tc>
@@ -3669,7 +3144,7 @@
         </w:tc>
         <w:tc>
           <w:tcPr>
-            <w:tcW w:type="dxa" w:w="4536"/>
+            <w:tcW w:type="dxa" w:w="8788"/>
           </w:tcPr>
           <w:p>
             <w:pPr>
@@ -3683,24 +3158,6 @@
                 <w:sz w:val="22"/>
               </w:rPr>
               <w:t>Przekształcenia w OpenGL</w:t>
-            </w:r>
-          </w:p>
-        </w:tc>
-        <w:tc>
-          <w:tcPr>
-            <w:tcW w:type="dxa" w:w="4252"/>
-          </w:tcPr>
-          <w:p>
-            <w:pPr>
-              <w:spacing w:before="20" w:after="20"/>
-            </w:pPr>
-            <w:r>
-              <w:rPr>
-                <w:rFonts w:ascii="Aptos" w:hAnsi="Aptos"/>
-                <w:b w:val="0"/>
-                <w:i w:val="0"/>
-                <w:sz w:val="22"/>
-              </w:rPr>
             </w:r>
           </w:p>
         </w:tc>
@@ -3727,7 +3184,7 @@
         </w:tc>
         <w:tc>
           <w:tcPr>
-            <w:tcW w:type="dxa" w:w="4536"/>
+            <w:tcW w:type="dxa" w:w="8788"/>
           </w:tcPr>
           <w:p>
             <w:pPr>
@@ -3741,24 +3198,6 @@
                 <w:sz w:val="22"/>
               </w:rPr>
               <w:t>Teksturowanie w OpenGL</w:t>
-            </w:r>
-          </w:p>
-        </w:tc>
-        <w:tc>
-          <w:tcPr>
-            <w:tcW w:type="dxa" w:w="4252"/>
-          </w:tcPr>
-          <w:p>
-            <w:pPr>
-              <w:spacing w:before="20" w:after="20"/>
-            </w:pPr>
-            <w:r>
-              <w:rPr>
-                <w:rFonts w:ascii="Aptos" w:hAnsi="Aptos"/>
-                <w:b w:val="0"/>
-                <w:i w:val="0"/>
-                <w:sz w:val="22"/>
-              </w:rPr>
             </w:r>
           </w:p>
         </w:tc>
@@ -3785,7 +3224,7 @@
         </w:tc>
         <w:tc>
           <w:tcPr>
-            <w:tcW w:type="dxa" w:w="4536"/>
+            <w:tcW w:type="dxa" w:w="8788"/>
           </w:tcPr>
           <w:p>
             <w:pPr>
@@ -3799,24 +3238,6 @@
                 <w:sz w:val="22"/>
               </w:rPr>
               <w:t>Oświetlenie w OpenGL</w:t>
-            </w:r>
-          </w:p>
-        </w:tc>
-        <w:tc>
-          <w:tcPr>
-            <w:tcW w:type="dxa" w:w="4252"/>
-          </w:tcPr>
-          <w:p>
-            <w:pPr>
-              <w:spacing w:before="20" w:after="20"/>
-            </w:pPr>
-            <w:r>
-              <w:rPr>
-                <w:rFonts w:ascii="Aptos" w:hAnsi="Aptos"/>
-                <w:b w:val="0"/>
-                <w:i w:val="0"/>
-                <w:sz w:val="22"/>
-              </w:rPr>
             </w:r>
           </w:p>
         </w:tc>
@@ -3843,7 +3264,7 @@
         </w:tc>
         <w:tc>
           <w:tcPr>
-            <w:tcW w:type="dxa" w:w="4536"/>
+            <w:tcW w:type="dxa" w:w="8788"/>
           </w:tcPr>
           <w:p>
             <w:pPr>
@@ -3857,24 +3278,6 @@
                 <w:sz w:val="22"/>
               </w:rPr>
               <w:t>Modelowanie za pomocą krzywych i powierzchni Béziera</w:t>
-            </w:r>
-          </w:p>
-        </w:tc>
-        <w:tc>
-          <w:tcPr>
-            <w:tcW w:type="dxa" w:w="4252"/>
-          </w:tcPr>
-          <w:p>
-            <w:pPr>
-              <w:spacing w:before="20" w:after="20"/>
-            </w:pPr>
-            <w:r>
-              <w:rPr>
-                <w:rFonts w:ascii="Aptos" w:hAnsi="Aptos"/>
-                <w:b w:val="0"/>
-                <w:i w:val="0"/>
-                <w:sz w:val="22"/>
-              </w:rPr>
             </w:r>
           </w:p>
         </w:tc>
